--- a/backend-app/samples/biểu mẫu tiệc/BM - 02 BIEN BAN MANG THU AN VAO.docx
+++ b/backend-app/samples/biểu mẫu tiệc/BM - 02 BIEN BAN MANG THU AN VAO.docx
@@ -1,5 +1,64 @@
 
-<file path=word/document.xml><?xml version="1.0" encoding="utf-8"?>
+<file path=customXml\item1.xml><?xml version="1.0" encoding="utf-8"?>
+<s:customData xmlns="http://www.wps.cn/officeDocument/2013/wpsCustomData" xmlns:s="http://www.wps.cn/officeDocument/2013/wpsCustomData">
+  <customSectProps/>
+  <customShpExts>
+    <customShpInfo spid="_x0000_s1026"/>
+  </customShpExts>
+</s:customData>
+</file>
+
+<file path=customXml\itemProps1.xml><?xml version="1.0" encoding="utf-8"?>
+<ds:datastoreItem xmlns:ds="http://schemas.openxmlformats.org/officeDocument/2006/customXml" ds:itemID="{B1977F7D-205B-4081-913C-38D41E755F92}">
+  <ds:schemaRefs>
+    <ds:schemaRef ds:uri="http://www.wps.cn/officeDocument/2013/wpsCustomData"/>
+  </ds:schemaRefs>
+</ds:datastoreItem>
+</file>
+
+<file path=docProps\app.xml><?xml version="1.0" encoding="utf-8"?>
+<Properties xmlns="http://schemas.openxmlformats.org/officeDocument/2006/extended-properties" xmlns:vt="http://schemas.openxmlformats.org/officeDocument/2006/docPropsVTypes">
+  <Template>Normal.dotm</Template>
+  <Pages>1</Pages>
+  <Words>0</Words>
+  <Characters>0</Characters>
+  <Lines>1</Lines>
+  <Paragraphs>1</Paragraphs>
+  <TotalTime>0</TotalTime>
+  <ScaleCrop>false</ScaleCrop>
+  <LinksUpToDate>false</LinksUpToDate>
+  <CharactersWithSpaces>0</CharactersWithSpaces>
+  <Application>WPS Office_12.1.0.26880_F1E327BC-269C-435d-A152-05C5408002CA</Application>
+  <DocSecurity>0</DocSecurity>
+</Properties>
+</file>
+
+<file path=docProps\core.xml><?xml version="1.0" encoding="utf-8"?>
+<cp:coreProperties xmlns:cp="http://schemas.openxmlformats.org/package/2006/metadata/core-properties" xmlns:dc="http://purl.org/dc/elements/1.1/" xmlns:dcterms="http://purl.org/dc/terms/" xmlns:dcmitype="http://purl.org/dc/dcmitype/" xmlns:xsi="http://www.w3.org/2001/XMLSchema-instance">
+  <dcterms:created xsi:type="dcterms:W3CDTF">2005-08-13T03:21:00Z</dcterms:created>
+  <dc:creator>dtt</dc:creator>
+  <cp:lastModifiedBy>Dell3070</cp:lastModifiedBy>
+  <cp:lastPrinted>2018-01-19T13:09:00Z</cp:lastPrinted>
+  <dcterms:modified xsi:type="dcterms:W3CDTF">2026-06-10T05:54:05Z</dcterms:modified>
+  <cp:revision>23</cp:revision>
+</cp:coreProperties>
+</file>
+
+<file path=docProps\custom.xml><?xml version="1.0" encoding="utf-8"?>
+<Properties xmlns="http://schemas.openxmlformats.org/officeDocument/2006/custom-properties" xmlns:vt="http://schemas.openxmlformats.org/officeDocument/2006/docPropsVTypes">
+  <property fmtid="{D5CDD505-2E9C-101B-9397-08002B2CF9AE}" pid="2" name="KSOProductBuildVer">
+    <vt:lpwstr>1033-12.1.0.26880</vt:lpwstr>
+  </property>
+  <property fmtid="{D5CDD505-2E9C-101B-9397-08002B2CF9AE}" pid="3" name="ICV">
+    <vt:lpwstr>5F1F3DFD97B940C49AB3679E9215A990_13</vt:lpwstr>
+  </property>
+  <property fmtid="{D5CDD505-2E9C-101B-9397-08002B2CF9AE}" pid="4" name="KSOTemplateDocerSaveRecord">
+    <vt:lpwstr>eyJoZGlkIjoiYTJmYzZiNzA0MjJkZjA3YmRmYTQ1N2VlZWVlZDk3MzgifQ==</vt:lpwstr>
+  </property>
+</Properties>
+</file>
+
+<file path=word\document.xml><?xml version="1.0" encoding="utf-8"?>
 <w:document xmlns:wpc="http://schemas.microsoft.com/office/word/2010/wordprocessingCanvas" xmlns:mc="http://schemas.openxmlformats.org/markup-compatibility/2006" xmlns:o="urn:schemas-microsoft-com:office:office" xmlns:r="http://schemas.openxmlformats.org/officeDocument/2006/relationships" xmlns:m="http://schemas.openxmlformats.org/officeDocument/2006/math" xmlns:v="urn:schemas-microsoft-com:vml" xmlns:wp14="http://schemas.microsoft.com/office/word/2010/wordprocessingDrawing" xmlns:wp="http://schemas.openxmlformats.org/drawingml/2006/wordprocessingDrawing" xmlns:w="http://schemas.openxmlformats.org/wordprocessingml/2006/main" xmlns:w14="http://schemas.microsoft.com/office/word/2010/wordml" xmlns:w10="urn:schemas-microsoft-com:office:word" xmlns:w15="http://schemas.microsoft.com/office/word/2012/wordml" xmlns:wpg="http://schemas.microsoft.com/office/word/2010/wordprocessingGroup" xmlns:wpi="http://schemas.microsoft.com/office/word/2010/wordprocessingInk" xmlns:wne="http://schemas.microsoft.com/office/word/2006/wordml" xmlns:wps="http://schemas.microsoft.com/office/word/2010/wordprocessingShape" xmlns:wpsCustomData="http://www.wps.cn/officeDocument/2013/wpsCustomData" mc:Ignorable="w14 w15 wp14">
   <w:body>
     <w:p>
@@ -12,9 +71,6 @@
       <w:bookmarkStart w:id="0" w:name="_GoBack"/>
       <w:bookmarkEnd w:id="0"/>
       <w:r>
-        <w:rPr>
-          <w:lang/>
-        </w:rPr>
         <mc:AlternateContent>
           <mc:Choice Requires="wps">
             <w:drawing>
@@ -127,7 +183,7 @@
                                 <w:b w:val="0"/>
                                 <w:bCs w:val="0"/>
                               </w:rPr>
-                              <w:t xml:space="preserve">                                                                      Ngày {NgayTiec} Giờ: {GioTiec}</w:t>
+                              <w:t xml:space="preserve">                                                                      Ngày {NgayToChuc} Giờ: {TiecGioBatDau}</w:t>
                             </w:r>
                           </w:p>
                           <w:p>
@@ -164,8 +220,8 @@
                             <w:tblGrid>
                               <w:gridCol w:w="4288"/>
                               <w:gridCol w:w="1062"/>
-                              <w:gridCol w:w="3191"/>
-                              <w:gridCol w:w="2159"/>
+                              <w:gridCol w:w="2759"/>
+                              <w:gridCol w:w="2591"/>
                             </w:tblGrid>
                             <w:tr>
                               <w:tblPrEx>
@@ -185,8 +241,6 @@
                                 </w:tblCellMar>
                               </w:tblPrEx>
                               <w:trPr>
-                                <w:wBefore w:w="0" w:type="dxa"/>
-                                <w:wAfter w:w="0" w:type="dxa"/>
                                 <w:cantSplit/>
                                 <w:trHeight w:val="351" w:hRule="atLeast"/>
                               </w:trPr>
@@ -212,7 +266,7 @@
                                       <w:b w:val="0"/>
                                       <w:sz w:val="22"/>
                                     </w:rPr>
-                                    <w:t>Loại hình tiệc: {LoaiHinhTiec} Số bàn/khách: {SoBanKhach}     Địa điểm: {SanhTiec}</w:t>
+                                    <w:t>Loại hình tiệc: {LoaiHinhSuKien} Số bàn/khách: {TongSoBan}     Địa điểm: {TiecSanhTiec}</w:t>
                                   </w:r>
                                 </w:p>
                                 <w:p>
@@ -235,7 +289,7 @@
                                       <w:bCs/>
                                       <w:sz w:val="22"/>
                                     </w:rPr>
-                                    <w:t>Tên khách hàng: {TenKhachHang} Số ĐT: {DienThoaiB}</w:t>
+                                    <w:t>Tên khách hàng: {BenBTenChuTiec} Số ĐT: {BenBDienThoai}</w:t>
                                   </w:r>
                                 </w:p>
                                 <w:p>
@@ -258,7 +312,7 @@
                                       <w:bCs/>
                                       <w:sz w:val="22"/>
                                     </w:rPr>
-                                    <w:t>Địa chỉ: {DiaChiB}</w:t>
+                                    <w:t>Địa chỉ: {BenBDiaChi}</w:t>
                                   </w:r>
                                 </w:p>
                               </w:tc>
@@ -281,8 +335,6 @@
                                 </w:tblCellMar>
                               </w:tblPrEx>
                               <w:trPr>
-                                <w:wBefore w:w="0" w:type="dxa"/>
-                                <w:wAfter w:w="0" w:type="dxa"/>
                                 <w:cantSplit/>
                                 <w:trHeight w:val="485" w:hRule="atLeast"/>
                               </w:trPr>
@@ -331,8 +383,6 @@
                                 </w:tblCellMar>
                               </w:tblPrEx>
                               <w:trPr>
-                                <w:wBefore w:w="0" w:type="dxa"/>
-                                <w:wAfter w:w="0" w:type="dxa"/>
                                 <w:cantSplit/>
                                 <w:trHeight w:val="351" w:hRule="atLeast"/>
                               </w:trPr>
@@ -363,7 +413,7 @@
                               </w:tc>
                               <w:tc>
                                 <w:tcPr>
-                                  <w:tcW w:w="4253" w:type="dxa"/>
+                                  <w:tcW w:w="3821" w:type="dxa"/>
                                   <w:gridSpan w:val="2"/>
                                   <w:shd w:val="clear" w:color="auto" w:fill="auto"/>
                                   <w:noWrap w:val="0"/>
@@ -390,7 +440,7 @@
                               </w:tc>
                               <w:tc>
                                 <w:tcPr>
-                                  <w:tcW w:w="2159" w:type="dxa"/>
+                                  <w:tcW w:w="2591" w:type="dxa"/>
                                   <w:shd w:val="clear" w:color="auto" w:fill="auto"/>
                                   <w:noWrap w:val="0"/>
                                   <w:vAlign w:val="center"/>
@@ -436,8 +486,6 @@
                                 </w:tblCellMar>
                               </w:tblPrEx>
                               <w:trPr>
-                                <w:wBefore w:w="0" w:type="dxa"/>
-                                <w:wAfter w:w="0" w:type="dxa"/>
                                 <w:cantSplit/>
                                 <w:trHeight w:val="2531" w:hRule="atLeast"/>
                               </w:trPr>
@@ -451,8 +499,7 @@
                                 <w:p>
                                   <w:pPr>
                                     <w:numPr>
-                                      <w:ilvl w:val="0"/>
-                                      <w:numId w:val="1"/>
+                                      <w:numId w:val="0"/>
                                     </w:numPr>
                                     <w:spacing w:before="120" w:after="240"/>
                                     <w:rPr>
@@ -464,234 +511,18 @@
                                   </w:pPr>
                                   <w:r>
                                     <w:rPr>
-                                      <w:rFonts w:ascii="Times New Roman" w:hAnsi="Times New Roman" w:cs="Times New Roman"/>
+                                      <w:rFonts w:hint="default" w:ascii="Times New Roman" w:hAnsi="Times New Roman" w:cs="Times New Roman"/>
                                       <w:b w:val="0"/>
                                       <w:bCs w:val="0"/>
                                       <w:sz w:val="22"/>
                                     </w:rPr>
-                                    <w:t>………………………………………</w:t>
-                                  </w:r>
-                                </w:p>
-                                <w:p>
-                                  <w:pPr>
-                                    <w:numPr>
-                                      <w:ilvl w:val="0"/>
-                                      <w:numId w:val="1"/>
-                                    </w:numPr>
-                                    <w:spacing w:before="120" w:after="240"/>
-                                    <w:rPr>
-                                      <w:rFonts w:ascii="Times New Roman" w:hAnsi="Times New Roman" w:cs="Times New Roman"/>
-                                      <w:b w:val="0"/>
-                                      <w:bCs w:val="0"/>
-                                      <w:sz w:val="22"/>
-                                    </w:rPr>
-                                  </w:pPr>
-                                  <w:r>
-                                    <w:rPr>
-                                      <w:rFonts w:ascii="Times New Roman" w:hAnsi="Times New Roman" w:cs="Times New Roman"/>
-                                      <w:b w:val="0"/>
-                                      <w:bCs w:val="0"/>
-                                      <w:sz w:val="22"/>
-                                    </w:rPr>
-                                    <w:t>………………………………………</w:t>
-                                  </w:r>
-                                </w:p>
-                                <w:p>
-                                  <w:pPr>
-                                    <w:numPr>
-                                      <w:ilvl w:val="0"/>
-                                      <w:numId w:val="1"/>
-                                    </w:numPr>
-                                    <w:spacing w:before="120" w:after="240"/>
-                                    <w:rPr>
-                                      <w:rFonts w:ascii="Times New Roman" w:hAnsi="Times New Roman" w:cs="Times New Roman"/>
-                                      <w:b w:val="0"/>
-                                      <w:bCs w:val="0"/>
-                                      <w:sz w:val="22"/>
-                                    </w:rPr>
-                                  </w:pPr>
-                                  <w:r>
-                                    <w:rPr>
-                                      <w:rFonts w:ascii="Times New Roman" w:hAnsi="Times New Roman" w:cs="Times New Roman"/>
-                                      <w:b w:val="0"/>
-                                      <w:bCs w:val="0"/>
-                                      <w:sz w:val="22"/>
-                                    </w:rPr>
-                                    <w:t>………………………………………</w:t>
-                                  </w:r>
-                                </w:p>
-                                <w:p>
-                                  <w:pPr>
-                                    <w:numPr>
-                                      <w:ilvl w:val="0"/>
-                                      <w:numId w:val="1"/>
-                                    </w:numPr>
-                                    <w:spacing w:before="120" w:after="240"/>
-                                    <w:rPr>
-                                      <w:rFonts w:ascii="Times New Roman" w:hAnsi="Times New Roman" w:cs="Times New Roman"/>
-                                      <w:b w:val="0"/>
-                                      <w:bCs w:val="0"/>
-                                      <w:sz w:val="22"/>
-                                    </w:rPr>
-                                  </w:pPr>
-                                  <w:r>
-                                    <w:rPr>
-                                      <w:rFonts w:ascii="Times New Roman" w:hAnsi="Times New Roman" w:cs="Times New Roman"/>
-                                      <w:b w:val="0"/>
-                                      <w:bCs w:val="0"/>
-                                      <w:sz w:val="22"/>
-                                    </w:rPr>
-                                    <w:t>………………………………………</w:t>
-                                  </w:r>
-                                </w:p>
-                                <w:p>
-                                  <w:pPr>
-                                    <w:numPr>
-                                      <w:ilvl w:val="0"/>
-                                      <w:numId w:val="1"/>
-                                    </w:numPr>
-                                    <w:spacing w:before="120" w:after="240"/>
-                                    <w:rPr>
-                                      <w:rFonts w:ascii="Times New Roman" w:hAnsi="Times New Roman" w:cs="Times New Roman"/>
-                                      <w:b w:val="0"/>
-                                      <w:bCs w:val="0"/>
-                                      <w:sz w:val="22"/>
-                                    </w:rPr>
-                                  </w:pPr>
-                                  <w:r>
-                                    <w:rPr>
-                                      <w:rFonts w:ascii="Times New Roman" w:hAnsi="Times New Roman" w:cs="Times New Roman"/>
-                                      <w:b w:val="0"/>
-                                      <w:bCs w:val="0"/>
-                                      <w:sz w:val="22"/>
-                                    </w:rPr>
-                                    <w:t>………………………………………</w:t>
-                                  </w:r>
-                                </w:p>
-                                <w:p>
-                                  <w:pPr>
-                                    <w:numPr>
-                                      <w:ilvl w:val="0"/>
-                                      <w:numId w:val="1"/>
-                                    </w:numPr>
-                                    <w:spacing w:before="120" w:after="240"/>
-                                    <w:rPr>
-                                      <w:rFonts w:ascii="Times New Roman" w:hAnsi="Times New Roman" w:cs="Times New Roman"/>
-                                      <w:b w:val="0"/>
-                                      <w:bCs w:val="0"/>
-                                      <w:sz w:val="22"/>
-                                    </w:rPr>
-                                  </w:pPr>
-                                  <w:r>
-                                    <w:rPr>
-                                      <w:rFonts w:ascii="Times New Roman" w:hAnsi="Times New Roman" w:cs="Times New Roman"/>
-                                      <w:b w:val="0"/>
-                                      <w:bCs w:val="0"/>
-                                      <w:sz w:val="22"/>
-                                    </w:rPr>
-                                    <w:t>………………………………………</w:t>
-                                  </w:r>
-                                </w:p>
-                                <w:p>
-                                  <w:pPr>
-                                    <w:numPr>
-                                      <w:ilvl w:val="0"/>
-                                      <w:numId w:val="1"/>
-                                    </w:numPr>
-                                    <w:spacing w:before="120" w:after="240"/>
-                                    <w:rPr>
-                                      <w:rFonts w:ascii="Times New Roman" w:hAnsi="Times New Roman" w:cs="Times New Roman"/>
-                                      <w:b w:val="0"/>
-                                      <w:bCs w:val="0"/>
-                                      <w:sz w:val="22"/>
-                                    </w:rPr>
-                                  </w:pPr>
-                                  <w:r>
-                                    <w:rPr>
-                                      <w:rFonts w:ascii="Times New Roman" w:hAnsi="Times New Roman" w:cs="Times New Roman"/>
-                                      <w:b w:val="0"/>
-                                      <w:bCs w:val="0"/>
-                                      <w:sz w:val="22"/>
-                                    </w:rPr>
-                                    <w:t>………………………………………</w:t>
-                                  </w:r>
-                                </w:p>
-                                <w:p>
-                                  <w:pPr>
-                                    <w:numPr>
-                                      <w:ilvl w:val="0"/>
-                                      <w:numId w:val="1"/>
-                                    </w:numPr>
-                                    <w:spacing w:before="120" w:after="240"/>
-                                    <w:rPr>
-                                      <w:rFonts w:ascii="Times New Roman" w:hAnsi="Times New Roman" w:cs="Times New Roman"/>
-                                      <w:b w:val="0"/>
-                                      <w:bCs w:val="0"/>
-                                      <w:sz w:val="22"/>
-                                    </w:rPr>
-                                  </w:pPr>
-                                  <w:r>
-                                    <w:rPr>
-                                      <w:rFonts w:ascii="Times New Roman" w:hAnsi="Times New Roman" w:cs="Times New Roman"/>
-                                      <w:b w:val="0"/>
-                                      <w:bCs w:val="0"/>
-                                      <w:sz w:val="22"/>
-                                    </w:rPr>
-                                    <w:t>………………………………………</w:t>
-                                  </w:r>
-                                </w:p>
-                                <w:p>
-                                  <w:pPr>
-                                    <w:numPr>
-                                      <w:ilvl w:val="0"/>
-                                      <w:numId w:val="1"/>
-                                    </w:numPr>
-                                    <w:spacing w:before="120" w:after="240"/>
-                                    <w:rPr>
-                                      <w:rFonts w:ascii="Times New Roman" w:hAnsi="Times New Roman" w:cs="Times New Roman"/>
-                                      <w:b w:val="0"/>
-                                      <w:bCs w:val="0"/>
-                                      <w:sz w:val="22"/>
-                                    </w:rPr>
-                                  </w:pPr>
-                                  <w:r>
-                                    <w:rPr>
-                                      <w:rFonts w:ascii="Times New Roman" w:hAnsi="Times New Roman" w:cs="Times New Roman"/>
-                                      <w:b w:val="0"/>
-                                      <w:bCs w:val="0"/>
-                                      <w:sz w:val="22"/>
-                                    </w:rPr>
-                                    <w:t>………………………………………</w:t>
-                                  </w:r>
-                                </w:p>
-                                <w:p>
-                                  <w:pPr>
-                                    <w:numPr>
-                                      <w:ilvl w:val="0"/>
-                                      <w:numId w:val="1"/>
-                                    </w:numPr>
-                                    <w:spacing w:before="120" w:after="240"/>
-                                    <w:rPr>
-                                      <w:rFonts w:ascii="Times New Roman" w:hAnsi="Times New Roman" w:cs="Times New Roman"/>
-                                      <w:b w:val="0"/>
-                                      <w:bCs w:val="0"/>
-                                      <w:sz w:val="22"/>
-                                    </w:rPr>
-                                  </w:pPr>
-                                  <w:r>
-                                    <w:rPr>
-                                      <w:rFonts w:ascii="Times New Roman" w:hAnsi="Times New Roman" w:cs="Times New Roman"/>
-                                      <w:b w:val="0"/>
-                                      <w:bCs w:val="0"/>
-                                      <w:sz w:val="22"/>
-                                    </w:rPr>
-                                    <w:t>………………………………………</w:t>
+                                    <w:t>{@TenThucAnMangVao}</w:t>
                                   </w:r>
                                 </w:p>
                               </w:tc>
                               <w:tc>
                                 <w:tcPr>
-                                  <w:tcW w:w="4253" w:type="dxa"/>
+                                  <w:tcW w:w="3821" w:type="dxa"/>
                                   <w:gridSpan w:val="2"/>
                                   <w:shd w:val="clear" w:color="auto" w:fill="auto"/>
                                   <w:noWrap w:val="0"/>
@@ -699,10 +530,6 @@
                                 </w:tcPr>
                                 <w:p>
                                   <w:pPr>
-                                    <w:numPr>
-                                      <w:ilvl w:val="0"/>
-                                      <w:numId w:val="2"/>
-                                    </w:numPr>
                                     <w:spacing w:before="120" w:after="240"/>
                                     <w:rPr>
                                       <w:rFonts w:ascii="Times New Roman" w:hAnsi="Times New Roman" w:cs="Times New Roman"/>
@@ -713,255 +540,18 @@
                                   </w:pPr>
                                   <w:r>
                                     <w:rPr>
-                                      <w:rFonts w:ascii="Times New Roman" w:hAnsi="Times New Roman" w:cs="Times New Roman"/>
+                                      <w:rFonts w:hint="default" w:ascii="Times New Roman" w:hAnsi="Times New Roman" w:cs="Times New Roman"/>
                                       <w:b w:val="0"/>
                                       <w:bCs w:val="0"/>
                                       <w:sz w:val="22"/>
                                     </w:rPr>
-                                    <w:t>………………………………………</w:t>
+                                    <w:t>{@TenThucUongMangVao}</w:t>
                                   </w:r>
-                                </w:p>
-                                <w:p>
-                                  <w:pPr>
-                                    <w:numPr>
-                                      <w:ilvl w:val="0"/>
-                                      <w:numId w:val="2"/>
-                                    </w:numPr>
-                                    <w:spacing w:before="120" w:after="240"/>
-                                    <w:rPr>
-                                      <w:rFonts w:ascii="Times New Roman" w:hAnsi="Times New Roman" w:cs="Times New Roman"/>
-                                      <w:b w:val="0"/>
-                                      <w:bCs w:val="0"/>
-                                      <w:sz w:val="22"/>
-                                    </w:rPr>
-                                  </w:pPr>
-                                  <w:r>
-                                    <w:rPr>
-                                      <w:rFonts w:ascii="Times New Roman" w:hAnsi="Times New Roman" w:cs="Times New Roman"/>
-                                      <w:b w:val="0"/>
-                                      <w:bCs w:val="0"/>
-                                      <w:sz w:val="22"/>
-                                    </w:rPr>
-                                    <w:t>………………………………………</w:t>
-                                  </w:r>
-                                </w:p>
-                                <w:p>
-                                  <w:pPr>
-                                    <w:numPr>
-                                      <w:ilvl w:val="0"/>
-                                      <w:numId w:val="2"/>
-                                    </w:numPr>
-                                    <w:spacing w:before="120" w:after="240"/>
-                                    <w:rPr>
-                                      <w:rFonts w:ascii="Times New Roman" w:hAnsi="Times New Roman" w:cs="Times New Roman"/>
-                                      <w:b w:val="0"/>
-                                      <w:bCs w:val="0"/>
-                                      <w:sz w:val="22"/>
-                                    </w:rPr>
-                                  </w:pPr>
-                                  <w:r>
-                                    <w:rPr>
-                                      <w:rFonts w:ascii="Times New Roman" w:hAnsi="Times New Roman" w:cs="Times New Roman"/>
-                                      <w:b w:val="0"/>
-                                      <w:bCs w:val="0"/>
-                                      <w:sz w:val="22"/>
-                                    </w:rPr>
-                                    <w:t>………………………………………</w:t>
-                                  </w:r>
-                                </w:p>
-                                <w:p>
-                                  <w:pPr>
-                                    <w:numPr>
-                                      <w:ilvl w:val="0"/>
-                                      <w:numId w:val="2"/>
-                                    </w:numPr>
-                                    <w:spacing w:before="120" w:after="240"/>
-                                    <w:rPr>
-                                      <w:rFonts w:ascii="Times New Roman" w:hAnsi="Times New Roman" w:cs="Times New Roman"/>
-                                      <w:b w:val="0"/>
-                                      <w:bCs w:val="0"/>
-                                      <w:sz w:val="22"/>
-                                    </w:rPr>
-                                  </w:pPr>
-                                  <w:r>
-                                    <w:rPr>
-                                      <w:rFonts w:ascii="Times New Roman" w:hAnsi="Times New Roman" w:cs="Times New Roman"/>
-                                      <w:b w:val="0"/>
-                                      <w:bCs w:val="0"/>
-                                      <w:sz w:val="22"/>
-                                    </w:rPr>
-                                    <w:t>………………………………………</w:t>
-                                  </w:r>
-                                </w:p>
-                                <w:p>
-                                  <w:pPr>
-                                    <w:numPr>
-                                      <w:ilvl w:val="0"/>
-                                      <w:numId w:val="2"/>
-                                    </w:numPr>
-                                    <w:spacing w:before="120" w:after="240"/>
-                                    <w:rPr>
-                                      <w:rFonts w:ascii="Times New Roman" w:hAnsi="Times New Roman" w:cs="Times New Roman"/>
-                                      <w:b w:val="0"/>
-                                      <w:bCs w:val="0"/>
-                                      <w:sz w:val="22"/>
-                                    </w:rPr>
-                                  </w:pPr>
-                                  <w:r>
-                                    <w:rPr>
-                                      <w:rFonts w:ascii="Times New Roman" w:hAnsi="Times New Roman" w:cs="Times New Roman"/>
-                                      <w:b w:val="0"/>
-                                      <w:bCs w:val="0"/>
-                                      <w:sz w:val="22"/>
-                                    </w:rPr>
-                                    <w:t>………………………………………</w:t>
-                                  </w:r>
-                                </w:p>
-                                <w:p>
-                                  <w:pPr>
-                                    <w:numPr>
-                                      <w:ilvl w:val="0"/>
-                                      <w:numId w:val="2"/>
-                                    </w:numPr>
-                                    <w:spacing w:before="120" w:after="240"/>
-                                    <w:rPr>
-                                      <w:rFonts w:ascii="Times New Roman" w:hAnsi="Times New Roman" w:cs="Times New Roman"/>
-                                      <w:b w:val="0"/>
-                                      <w:bCs w:val="0"/>
-                                      <w:sz w:val="22"/>
-                                    </w:rPr>
-                                  </w:pPr>
-                                  <w:r>
-                                    <w:rPr>
-                                      <w:rFonts w:ascii="Times New Roman" w:hAnsi="Times New Roman" w:cs="Times New Roman"/>
-                                      <w:b w:val="0"/>
-                                      <w:bCs w:val="0"/>
-                                      <w:sz w:val="22"/>
-                                    </w:rPr>
-                                    <w:t>………………………………………</w:t>
-                                  </w:r>
-                                </w:p>
-                                <w:p>
-                                  <w:pPr>
-                                    <w:numPr>
-                                      <w:ilvl w:val="0"/>
-                                      <w:numId w:val="2"/>
-                                    </w:numPr>
-                                    <w:spacing w:before="120" w:after="240"/>
-                                    <w:rPr>
-                                      <w:rFonts w:ascii="Times New Roman" w:hAnsi="Times New Roman" w:cs="Times New Roman"/>
-                                      <w:b w:val="0"/>
-                                      <w:bCs w:val="0"/>
-                                      <w:sz w:val="22"/>
-                                    </w:rPr>
-                                  </w:pPr>
-                                  <w:r>
-                                    <w:rPr>
-                                      <w:rFonts w:ascii="Times New Roman" w:hAnsi="Times New Roman" w:cs="Times New Roman"/>
-                                      <w:b w:val="0"/>
-                                      <w:bCs w:val="0"/>
-                                      <w:sz w:val="22"/>
-                                    </w:rPr>
-                                    <w:t>………………………………………</w:t>
-                                  </w:r>
-                                </w:p>
-                                <w:p>
-                                  <w:pPr>
-                                    <w:numPr>
-                                      <w:ilvl w:val="0"/>
-                                      <w:numId w:val="2"/>
-                                    </w:numPr>
-                                    <w:spacing w:before="120" w:after="240"/>
-                                    <w:rPr>
-                                      <w:rFonts w:ascii="Times New Roman" w:hAnsi="Times New Roman" w:cs="Times New Roman"/>
-                                      <w:b w:val="0"/>
-                                      <w:bCs w:val="0"/>
-                                      <w:sz w:val="22"/>
-                                    </w:rPr>
-                                  </w:pPr>
-                                  <w:r>
-                                    <w:rPr>
-                                      <w:rFonts w:ascii="Times New Roman" w:hAnsi="Times New Roman" w:cs="Times New Roman"/>
-                                      <w:b w:val="0"/>
-                                      <w:bCs w:val="0"/>
-                                      <w:sz w:val="22"/>
-                                    </w:rPr>
-                                    <w:t>………………………………………</w:t>
-                                  </w:r>
-                                </w:p>
-                                <w:p>
-                                  <w:pPr>
-                                    <w:numPr>
-                                      <w:ilvl w:val="0"/>
-                                      <w:numId w:val="2"/>
-                                    </w:numPr>
-                                    <w:spacing w:before="120" w:after="240"/>
-                                    <w:rPr>
-                                      <w:rFonts w:ascii="Times New Roman" w:hAnsi="Times New Roman" w:cs="Times New Roman"/>
-                                      <w:b w:val="0"/>
-                                      <w:bCs w:val="0"/>
-                                      <w:sz w:val="22"/>
-                                    </w:rPr>
-                                  </w:pPr>
-                                  <w:r>
-                                    <w:rPr>
-                                      <w:rFonts w:ascii="Times New Roman" w:hAnsi="Times New Roman" w:cs="Times New Roman"/>
-                                      <w:b w:val="0"/>
-                                      <w:bCs w:val="0"/>
-                                      <w:sz w:val="22"/>
-                                    </w:rPr>
-                                    <w:t>………………………………………</w:t>
-                                  </w:r>
-                                </w:p>
-                                <w:p>
-                                  <w:pPr>
-                                    <w:numPr>
-                                      <w:ilvl w:val="0"/>
-                                      <w:numId w:val="2"/>
-                                    </w:numPr>
-                                    <w:spacing w:before="120" w:after="240"/>
-                                    <w:rPr>
-                                      <w:rFonts w:ascii="Times New Roman" w:hAnsi="Times New Roman" w:cs="Times New Roman"/>
-                                      <w:b w:val="0"/>
-                                      <w:bCs w:val="0"/>
-                                      <w:sz w:val="22"/>
-                                    </w:rPr>
-                                  </w:pPr>
-                                  <w:r>
-                                    <w:rPr>
-                                      <w:rFonts w:ascii="Times New Roman" w:hAnsi="Times New Roman" w:cs="Times New Roman"/>
-                                      <w:b w:val="0"/>
-                                      <w:bCs w:val="0"/>
-                                      <w:sz w:val="22"/>
-                                    </w:rPr>
-                                    <w:t>………………………………………</w:t>
-                                  </w:r>
-                                </w:p>
-                                <w:p>
-                                  <w:pPr>
-                                    <w:spacing w:before="120" w:after="240"/>
-                                    <w:ind w:left="720"/>
-                                    <w:rPr>
-                                      <w:rFonts w:ascii="Times New Roman" w:hAnsi="Times New Roman" w:cs="Times New Roman"/>
-                                      <w:b w:val="0"/>
-                                      <w:bCs w:val="0"/>
-                                      <w:sz w:val="22"/>
-                                    </w:rPr>
-                                  </w:pPr>
-                                </w:p>
-                                <w:p>
-                                  <w:pPr>
-                                    <w:spacing w:before="120" w:after="240"/>
-                                    <w:rPr>
-                                      <w:rFonts w:ascii="Times New Roman" w:hAnsi="Times New Roman" w:cs="Times New Roman"/>
-                                      <w:sz w:val="22"/>
-                                    </w:rPr>
-                                  </w:pPr>
                                 </w:p>
                               </w:tc>
                               <w:tc>
                                 <w:tcPr>
-                                  <w:tcW w:w="2159" w:type="dxa"/>
+                                  <w:tcW w:w="2591" w:type="dxa"/>
                                   <w:shd w:val="clear" w:color="auto" w:fill="auto"/>
                                   <w:noWrap w:val="0"/>
                                   <w:vAlign w:val="top"/>
@@ -971,197 +561,17 @@
                                     <w:spacing w:before="120" w:after="240"/>
                                     <w:rPr>
                                       <w:rFonts w:ascii="Times New Roman" w:hAnsi="Times New Roman" w:cs="Times New Roman"/>
+                                      <w:sz w:val="22"/>
+                                    </w:rPr>
+                                  </w:pPr>
+                                  <w:r>
+                                    <w:rPr>
+                                      <w:rFonts w:hint="default" w:ascii="Times New Roman" w:hAnsi="Times New Roman" w:cs="Times New Roman"/>
                                       <w:b w:val="0"/>
                                       <w:bCs w:val="0"/>
                                       <w:sz w:val="22"/>
                                     </w:rPr>
-                                  </w:pPr>
-                                  <w:r>
-                                    <w:rPr>
-                                      <w:rFonts w:ascii="Times New Roman" w:hAnsi="Times New Roman" w:cs="Times New Roman"/>
-                                      <w:b w:val="0"/>
-                                      <w:bCs w:val="0"/>
-                                      <w:sz w:val="22"/>
-                                    </w:rPr>
-                                    <w:t>……………………</w:t>
-                                  </w:r>
-                                </w:p>
-                                <w:p>
-                                  <w:pPr>
-                                    <w:spacing w:before="120" w:after="240"/>
-                                    <w:rPr>
-                                      <w:rFonts w:ascii="Times New Roman" w:hAnsi="Times New Roman" w:cs="Times New Roman"/>
-                                      <w:b w:val="0"/>
-                                      <w:bCs w:val="0"/>
-                                      <w:sz w:val="22"/>
-                                    </w:rPr>
-                                  </w:pPr>
-                                  <w:r>
-                                    <w:rPr>
-                                      <w:rFonts w:ascii="Times New Roman" w:hAnsi="Times New Roman" w:cs="Times New Roman"/>
-                                      <w:b w:val="0"/>
-                                      <w:bCs w:val="0"/>
-                                      <w:sz w:val="22"/>
-                                    </w:rPr>
-                                    <w:t>…………………..</w:t>
-                                  </w:r>
-                                </w:p>
-                                <w:p>
-                                  <w:pPr>
-                                    <w:spacing w:before="120" w:after="240"/>
-                                    <w:rPr>
-                                      <w:rFonts w:ascii="Times New Roman" w:hAnsi="Times New Roman" w:cs="Times New Roman"/>
-                                      <w:b w:val="0"/>
-                                      <w:bCs w:val="0"/>
-                                      <w:sz w:val="22"/>
-                                    </w:rPr>
-                                  </w:pPr>
-                                  <w:r>
-                                    <w:rPr>
-                                      <w:rFonts w:ascii="Times New Roman" w:hAnsi="Times New Roman" w:cs="Times New Roman"/>
-                                      <w:b w:val="0"/>
-                                      <w:bCs w:val="0"/>
-                                      <w:sz w:val="22"/>
-                                    </w:rPr>
-                                    <w:t>……………………</w:t>
-                                  </w:r>
-                                </w:p>
-                                <w:p>
-                                  <w:pPr>
-                                    <w:spacing w:before="120" w:after="240"/>
-                                    <w:rPr>
-                                      <w:rFonts w:ascii="Times New Roman" w:hAnsi="Times New Roman" w:cs="Times New Roman"/>
-                                      <w:b w:val="0"/>
-                                      <w:bCs w:val="0"/>
-                                      <w:sz w:val="22"/>
-                                    </w:rPr>
-                                  </w:pPr>
-                                  <w:r>
-                                    <w:rPr>
-                                      <w:rFonts w:ascii="Times New Roman" w:hAnsi="Times New Roman" w:cs="Times New Roman"/>
-                                      <w:b w:val="0"/>
-                                      <w:bCs w:val="0"/>
-                                      <w:sz w:val="22"/>
-                                    </w:rPr>
-                                    <w:t>……………………</w:t>
-                                  </w:r>
-                                </w:p>
-                                <w:p>
-                                  <w:pPr>
-                                    <w:spacing w:before="120" w:after="240"/>
-                                    <w:rPr>
-                                      <w:rFonts w:ascii="Times New Roman" w:hAnsi="Times New Roman" w:cs="Times New Roman"/>
-                                      <w:b w:val="0"/>
-                                      <w:bCs w:val="0"/>
-                                      <w:sz w:val="22"/>
-                                    </w:rPr>
-                                  </w:pPr>
-                                  <w:r>
-                                    <w:rPr>
-                                      <w:rFonts w:ascii="Times New Roman" w:hAnsi="Times New Roman" w:cs="Times New Roman"/>
-                                      <w:b w:val="0"/>
-                                      <w:bCs w:val="0"/>
-                                      <w:sz w:val="22"/>
-                                    </w:rPr>
-                                    <w:t>……………………</w:t>
-                                  </w:r>
-                                </w:p>
-                                <w:p>
-                                  <w:pPr>
-                                    <w:spacing w:before="120" w:after="240"/>
-                                    <w:rPr>
-                                      <w:rFonts w:ascii="Times New Roman" w:hAnsi="Times New Roman" w:cs="Times New Roman"/>
-                                      <w:b w:val="0"/>
-                                      <w:bCs w:val="0"/>
-                                      <w:sz w:val="22"/>
-                                    </w:rPr>
-                                  </w:pPr>
-                                  <w:r>
-                                    <w:rPr>
-                                      <w:rFonts w:ascii="Times New Roman" w:hAnsi="Times New Roman" w:cs="Times New Roman"/>
-                                      <w:b w:val="0"/>
-                                      <w:bCs w:val="0"/>
-                                      <w:sz w:val="22"/>
-                                    </w:rPr>
-                                    <w:t>……………………</w:t>
-                                  </w:r>
-                                </w:p>
-                                <w:p>
-                                  <w:pPr>
-                                    <w:spacing w:before="120" w:after="240"/>
-                                    <w:rPr>
-                                      <w:rFonts w:ascii="Times New Roman" w:hAnsi="Times New Roman" w:cs="Times New Roman"/>
-                                      <w:b w:val="0"/>
-                                      <w:bCs w:val="0"/>
-                                      <w:sz w:val="22"/>
-                                    </w:rPr>
-                                  </w:pPr>
-                                  <w:r>
-                                    <w:rPr>
-                                      <w:rFonts w:ascii="Times New Roman" w:hAnsi="Times New Roman" w:cs="Times New Roman"/>
-                                      <w:b w:val="0"/>
-                                      <w:bCs w:val="0"/>
-                                      <w:sz w:val="22"/>
-                                    </w:rPr>
-                                    <w:t>……………………</w:t>
-                                  </w:r>
-                                </w:p>
-                                <w:p>
-                                  <w:pPr>
-                                    <w:spacing w:before="120" w:after="240"/>
-                                    <w:rPr>
-                                      <w:rFonts w:ascii="Times New Roman" w:hAnsi="Times New Roman" w:cs="Times New Roman"/>
-                                      <w:b w:val="0"/>
-                                      <w:bCs w:val="0"/>
-                                      <w:sz w:val="22"/>
-                                    </w:rPr>
-                                  </w:pPr>
-                                  <w:r>
-                                    <w:rPr>
-                                      <w:rFonts w:ascii="Times New Roman" w:hAnsi="Times New Roman" w:cs="Times New Roman"/>
-                                      <w:b w:val="0"/>
-                                      <w:bCs w:val="0"/>
-                                      <w:sz w:val="22"/>
-                                    </w:rPr>
-                                    <w:t>……………………</w:t>
-                                  </w:r>
-                                </w:p>
-                                <w:p>
-                                  <w:pPr>
-                                    <w:spacing w:before="120" w:after="240"/>
-                                    <w:rPr>
-                                      <w:rFonts w:ascii="Times New Roman" w:hAnsi="Times New Roman" w:cs="Times New Roman"/>
-                                      <w:b w:val="0"/>
-                                      <w:bCs w:val="0"/>
-                                      <w:sz w:val="22"/>
-                                    </w:rPr>
-                                  </w:pPr>
-                                  <w:r>
-                                    <w:rPr>
-                                      <w:rFonts w:ascii="Times New Roman" w:hAnsi="Times New Roman" w:cs="Times New Roman"/>
-                                      <w:b w:val="0"/>
-                                      <w:bCs w:val="0"/>
-                                      <w:sz w:val="22"/>
-                                    </w:rPr>
-                                    <w:t>……………………</w:t>
-                                  </w:r>
-                                </w:p>
-                                <w:p>
-                                  <w:pPr>
-                                    <w:spacing w:before="120" w:after="240"/>
-                                    <w:rPr>
-                                      <w:rFonts w:ascii="Times New Roman" w:hAnsi="Times New Roman" w:cs="Times New Roman"/>
-                                      <w:sz w:val="22"/>
-                                    </w:rPr>
-                                  </w:pPr>
-                                  <w:r>
-                                    <w:rPr>
-                                      <w:rFonts w:ascii="Times New Roman" w:hAnsi="Times New Roman" w:cs="Times New Roman"/>
-                                      <w:b w:val="0"/>
-                                      <w:bCs w:val="0"/>
-                                      <w:sz w:val="22"/>
-                                    </w:rPr>
-                                    <w:t>……………………</w:t>
+                                    <w:t>{@XuatXuMangVao}</w:t>
                                   </w:r>
                                 </w:p>
                               </w:tc>
@@ -1184,8 +594,6 @@
                                 </w:tblCellMar>
                               </w:tblPrEx>
                               <w:trPr>
-                                <w:wBefore w:w="0" w:type="dxa"/>
-                                <w:wAfter w:w="0" w:type="dxa"/>
                                 <w:cantSplit/>
                                 <w:trHeight w:val="1198" w:hRule="atLeast"/>
                               </w:trPr>
@@ -1272,8 +680,6 @@
                                 </w:tblCellMar>
                               </w:tblPrEx>
                               <w:trPr>
-                                <w:wBefore w:w="0" w:type="dxa"/>
-                                <w:wAfter w:w="0" w:type="dxa"/>
                                 <w:cantSplit/>
                                 <w:trHeight w:val="2745" w:hRule="atLeast"/>
                               </w:trPr>
@@ -1478,8 +884,6 @@
                                 </w:tblCellMar>
                               </w:tblPrEx>
                               <w:trPr>
-                                <w:wBefore w:w="0" w:type="dxa"/>
-                                <w:wAfter w:w="0" w:type="dxa"/>
                                 <w:cantSplit/>
                                 <w:trHeight w:val="796" w:hRule="atLeast"/>
                               </w:trPr>
@@ -1626,7 +1030,7 @@
                           <w:b w:val="0"/>
                           <w:bCs w:val="0"/>
                         </w:rPr>
-                        <w:t xml:space="preserve">                                                                      Ngày {NgayTiec} Giờ: {GioTiec}</w:t>
+                        <w:t xml:space="preserve">                                                                      Ngày {NgayToChuc} Giờ: {TiecGioBatDau}</w:t>
                       </w:r>
                     </w:p>
                     <w:p>
@@ -1663,8 +1067,8 @@
                       <w:tblGrid>
                         <w:gridCol w:w="4288"/>
                         <w:gridCol w:w="1062"/>
-                        <w:gridCol w:w="3191"/>
-                        <w:gridCol w:w="2159"/>
+                        <w:gridCol w:w="2759"/>
+                        <w:gridCol w:w="2591"/>
                       </w:tblGrid>
                       <w:tr>
                         <w:tblPrEx>
@@ -1684,8 +1088,6 @@
                           </w:tblCellMar>
                         </w:tblPrEx>
                         <w:trPr>
-                          <w:wBefore w:w="0" w:type="dxa"/>
-                          <w:wAfter w:w="0" w:type="dxa"/>
                           <w:cantSplit/>
                           <w:trHeight w:val="351" w:hRule="atLeast"/>
                         </w:trPr>
@@ -1711,7 +1113,7 @@
                                 <w:b w:val="0"/>
                                 <w:sz w:val="22"/>
                               </w:rPr>
-                              <w:t>Loại hình tiệc: {LoaiHinhTiec} Số bàn/khách: {SoBanKhach}     Địa điểm: {SanhTiec}</w:t>
+                              <w:t>Loại hình tiệc: {LoaiHinhSuKien} Số bàn/khách: {TongSoBan}     Địa điểm: {TiecSanhTiec}</w:t>
                             </w:r>
                           </w:p>
                           <w:p>
@@ -1734,7 +1136,7 @@
                                 <w:bCs/>
                                 <w:sz w:val="22"/>
                               </w:rPr>
-                              <w:t>Tên khách hàng: {TenKhachHang} Số ĐT: {DienThoaiB}</w:t>
+                              <w:t>Tên khách hàng: {BenBTenChuTiec} Số ĐT: {BenBDienThoai}</w:t>
                             </w:r>
                           </w:p>
                           <w:p>
@@ -1757,7 +1159,7 @@
                                 <w:bCs/>
                                 <w:sz w:val="22"/>
                               </w:rPr>
-                              <w:t>Địa chỉ: {DiaChiB}</w:t>
+                              <w:t>Địa chỉ: {BenBDiaChi}</w:t>
                             </w:r>
                           </w:p>
                         </w:tc>
@@ -1780,8 +1182,6 @@
                           </w:tblCellMar>
                         </w:tblPrEx>
                         <w:trPr>
-                          <w:wBefore w:w="0" w:type="dxa"/>
-                          <w:wAfter w:w="0" w:type="dxa"/>
                           <w:cantSplit/>
                           <w:trHeight w:val="485" w:hRule="atLeast"/>
                         </w:trPr>
@@ -1830,8 +1230,6 @@
                           </w:tblCellMar>
                         </w:tblPrEx>
                         <w:trPr>
-                          <w:wBefore w:w="0" w:type="dxa"/>
-                          <w:wAfter w:w="0" w:type="dxa"/>
                           <w:cantSplit/>
                           <w:trHeight w:val="351" w:hRule="atLeast"/>
                         </w:trPr>
@@ -1862,7 +1260,7 @@
                         </w:tc>
                         <w:tc>
                           <w:tcPr>
-                            <w:tcW w:w="4253" w:type="dxa"/>
+                            <w:tcW w:w="3821" w:type="dxa"/>
                             <w:gridSpan w:val="2"/>
                             <w:shd w:val="clear" w:color="auto" w:fill="auto"/>
                             <w:noWrap w:val="0"/>
@@ -1889,7 +1287,7 @@
                         </w:tc>
                         <w:tc>
                           <w:tcPr>
-                            <w:tcW w:w="2159" w:type="dxa"/>
+                            <w:tcW w:w="2591" w:type="dxa"/>
                             <w:shd w:val="clear" w:color="auto" w:fill="auto"/>
                             <w:noWrap w:val="0"/>
                             <w:vAlign w:val="center"/>
@@ -1935,8 +1333,6 @@
                           </w:tblCellMar>
                         </w:tblPrEx>
                         <w:trPr>
-                          <w:wBefore w:w="0" w:type="dxa"/>
-                          <w:wAfter w:w="0" w:type="dxa"/>
                           <w:cantSplit/>
                           <w:trHeight w:val="2531" w:hRule="atLeast"/>
                         </w:trPr>
@@ -1950,8 +1346,7 @@
                           <w:p>
                             <w:pPr>
                               <w:numPr>
-                                <w:ilvl w:val="0"/>
-                                <w:numId w:val="1"/>
+                                <w:numId w:val="0"/>
                               </w:numPr>
                               <w:spacing w:before="120" w:after="240"/>
                               <w:rPr>
@@ -1963,234 +1358,18 @@
                             </w:pPr>
                             <w:r>
                               <w:rPr>
-                                <w:rFonts w:ascii="Times New Roman" w:hAnsi="Times New Roman" w:cs="Times New Roman"/>
+                                <w:rFonts w:hint="default" w:ascii="Times New Roman" w:hAnsi="Times New Roman" w:cs="Times New Roman"/>
                                 <w:b w:val="0"/>
                                 <w:bCs w:val="0"/>
                                 <w:sz w:val="22"/>
                               </w:rPr>
-                              <w:t>………………………………………</w:t>
-                            </w:r>
-                          </w:p>
-                          <w:p>
-                            <w:pPr>
-                              <w:numPr>
-                                <w:ilvl w:val="0"/>
-                                <w:numId w:val="1"/>
-                              </w:numPr>
-                              <w:spacing w:before="120" w:after="240"/>
-                              <w:rPr>
-                                <w:rFonts w:ascii="Times New Roman" w:hAnsi="Times New Roman" w:cs="Times New Roman"/>
-                                <w:b w:val="0"/>
-                                <w:bCs w:val="0"/>
-                                <w:sz w:val="22"/>
-                              </w:rPr>
-                            </w:pPr>
-                            <w:r>
-                              <w:rPr>
-                                <w:rFonts w:ascii="Times New Roman" w:hAnsi="Times New Roman" w:cs="Times New Roman"/>
-                                <w:b w:val="0"/>
-                                <w:bCs w:val="0"/>
-                                <w:sz w:val="22"/>
-                              </w:rPr>
-                              <w:t>………………………………………</w:t>
-                            </w:r>
-                          </w:p>
-                          <w:p>
-                            <w:pPr>
-                              <w:numPr>
-                                <w:ilvl w:val="0"/>
-                                <w:numId w:val="1"/>
-                              </w:numPr>
-                              <w:spacing w:before="120" w:after="240"/>
-                              <w:rPr>
-                                <w:rFonts w:ascii="Times New Roman" w:hAnsi="Times New Roman" w:cs="Times New Roman"/>
-                                <w:b w:val="0"/>
-                                <w:bCs w:val="0"/>
-                                <w:sz w:val="22"/>
-                              </w:rPr>
-                            </w:pPr>
-                            <w:r>
-                              <w:rPr>
-                                <w:rFonts w:ascii="Times New Roman" w:hAnsi="Times New Roman" w:cs="Times New Roman"/>
-                                <w:b w:val="0"/>
-                                <w:bCs w:val="0"/>
-                                <w:sz w:val="22"/>
-                              </w:rPr>
-                              <w:t>………………………………………</w:t>
-                            </w:r>
-                          </w:p>
-                          <w:p>
-                            <w:pPr>
-                              <w:numPr>
-                                <w:ilvl w:val="0"/>
-                                <w:numId w:val="1"/>
-                              </w:numPr>
-                              <w:spacing w:before="120" w:after="240"/>
-                              <w:rPr>
-                                <w:rFonts w:ascii="Times New Roman" w:hAnsi="Times New Roman" w:cs="Times New Roman"/>
-                                <w:b w:val="0"/>
-                                <w:bCs w:val="0"/>
-                                <w:sz w:val="22"/>
-                              </w:rPr>
-                            </w:pPr>
-                            <w:r>
-                              <w:rPr>
-                                <w:rFonts w:ascii="Times New Roman" w:hAnsi="Times New Roman" w:cs="Times New Roman"/>
-                                <w:b w:val="0"/>
-                                <w:bCs w:val="0"/>
-                                <w:sz w:val="22"/>
-                              </w:rPr>
-                              <w:t>………………………………………</w:t>
-                            </w:r>
-                          </w:p>
-                          <w:p>
-                            <w:pPr>
-                              <w:numPr>
-                                <w:ilvl w:val="0"/>
-                                <w:numId w:val="1"/>
-                              </w:numPr>
-                              <w:spacing w:before="120" w:after="240"/>
-                              <w:rPr>
-                                <w:rFonts w:ascii="Times New Roman" w:hAnsi="Times New Roman" w:cs="Times New Roman"/>
-                                <w:b w:val="0"/>
-                                <w:bCs w:val="0"/>
-                                <w:sz w:val="22"/>
-                              </w:rPr>
-                            </w:pPr>
-                            <w:r>
-                              <w:rPr>
-                                <w:rFonts w:ascii="Times New Roman" w:hAnsi="Times New Roman" w:cs="Times New Roman"/>
-                                <w:b w:val="0"/>
-                                <w:bCs w:val="0"/>
-                                <w:sz w:val="22"/>
-                              </w:rPr>
-                              <w:t>………………………………………</w:t>
-                            </w:r>
-                          </w:p>
-                          <w:p>
-                            <w:pPr>
-                              <w:numPr>
-                                <w:ilvl w:val="0"/>
-                                <w:numId w:val="1"/>
-                              </w:numPr>
-                              <w:spacing w:before="120" w:after="240"/>
-                              <w:rPr>
-                                <w:rFonts w:ascii="Times New Roman" w:hAnsi="Times New Roman" w:cs="Times New Roman"/>
-                                <w:b w:val="0"/>
-                                <w:bCs w:val="0"/>
-                                <w:sz w:val="22"/>
-                              </w:rPr>
-                            </w:pPr>
-                            <w:r>
-                              <w:rPr>
-                                <w:rFonts w:ascii="Times New Roman" w:hAnsi="Times New Roman" w:cs="Times New Roman"/>
-                                <w:b w:val="0"/>
-                                <w:bCs w:val="0"/>
-                                <w:sz w:val="22"/>
-                              </w:rPr>
-                              <w:t>………………………………………</w:t>
-                            </w:r>
-                          </w:p>
-                          <w:p>
-                            <w:pPr>
-                              <w:numPr>
-                                <w:ilvl w:val="0"/>
-                                <w:numId w:val="1"/>
-                              </w:numPr>
-                              <w:spacing w:before="120" w:after="240"/>
-                              <w:rPr>
-                                <w:rFonts w:ascii="Times New Roman" w:hAnsi="Times New Roman" w:cs="Times New Roman"/>
-                                <w:b w:val="0"/>
-                                <w:bCs w:val="0"/>
-                                <w:sz w:val="22"/>
-                              </w:rPr>
-                            </w:pPr>
-                            <w:r>
-                              <w:rPr>
-                                <w:rFonts w:ascii="Times New Roman" w:hAnsi="Times New Roman" w:cs="Times New Roman"/>
-                                <w:b w:val="0"/>
-                                <w:bCs w:val="0"/>
-                                <w:sz w:val="22"/>
-                              </w:rPr>
-                              <w:t>………………………………………</w:t>
-                            </w:r>
-                          </w:p>
-                          <w:p>
-                            <w:pPr>
-                              <w:numPr>
-                                <w:ilvl w:val="0"/>
-                                <w:numId w:val="1"/>
-                              </w:numPr>
-                              <w:spacing w:before="120" w:after="240"/>
-                              <w:rPr>
-                                <w:rFonts w:ascii="Times New Roman" w:hAnsi="Times New Roman" w:cs="Times New Roman"/>
-                                <w:b w:val="0"/>
-                                <w:bCs w:val="0"/>
-                                <w:sz w:val="22"/>
-                              </w:rPr>
-                            </w:pPr>
-                            <w:r>
-                              <w:rPr>
-                                <w:rFonts w:ascii="Times New Roman" w:hAnsi="Times New Roman" w:cs="Times New Roman"/>
-                                <w:b w:val="0"/>
-                                <w:bCs w:val="0"/>
-                                <w:sz w:val="22"/>
-                              </w:rPr>
-                              <w:t>………………………………………</w:t>
-                            </w:r>
-                          </w:p>
-                          <w:p>
-                            <w:pPr>
-                              <w:numPr>
-                                <w:ilvl w:val="0"/>
-                                <w:numId w:val="1"/>
-                              </w:numPr>
-                              <w:spacing w:before="120" w:after="240"/>
-                              <w:rPr>
-                                <w:rFonts w:ascii="Times New Roman" w:hAnsi="Times New Roman" w:cs="Times New Roman"/>
-                                <w:b w:val="0"/>
-                                <w:bCs w:val="0"/>
-                                <w:sz w:val="22"/>
-                              </w:rPr>
-                            </w:pPr>
-                            <w:r>
-                              <w:rPr>
-                                <w:rFonts w:ascii="Times New Roman" w:hAnsi="Times New Roman" w:cs="Times New Roman"/>
-                                <w:b w:val="0"/>
-                                <w:bCs w:val="0"/>
-                                <w:sz w:val="22"/>
-                              </w:rPr>
-                              <w:t>………………………………………</w:t>
-                            </w:r>
-                          </w:p>
-                          <w:p>
-                            <w:pPr>
-                              <w:numPr>
-                                <w:ilvl w:val="0"/>
-                                <w:numId w:val="1"/>
-                              </w:numPr>
-                              <w:spacing w:before="120" w:after="240"/>
-                              <w:rPr>
-                                <w:rFonts w:ascii="Times New Roman" w:hAnsi="Times New Roman" w:cs="Times New Roman"/>
-                                <w:b w:val="0"/>
-                                <w:bCs w:val="0"/>
-                                <w:sz w:val="22"/>
-                              </w:rPr>
-                            </w:pPr>
-                            <w:r>
-                              <w:rPr>
-                                <w:rFonts w:ascii="Times New Roman" w:hAnsi="Times New Roman" w:cs="Times New Roman"/>
-                                <w:b w:val="0"/>
-                                <w:bCs w:val="0"/>
-                                <w:sz w:val="22"/>
-                              </w:rPr>
-                              <w:t>………………………………………</w:t>
+                              <w:t>{@TenThucAnMangVao}</w:t>
                             </w:r>
                           </w:p>
                         </w:tc>
                         <w:tc>
                           <w:tcPr>
-                            <w:tcW w:w="4253" w:type="dxa"/>
+                            <w:tcW w:w="3821" w:type="dxa"/>
                             <w:gridSpan w:val="2"/>
                             <w:shd w:val="clear" w:color="auto" w:fill="auto"/>
                             <w:noWrap w:val="0"/>
@@ -2198,10 +1377,6 @@
                           </w:tcPr>
                           <w:p>
                             <w:pPr>
-                              <w:numPr>
-                                <w:ilvl w:val="0"/>
-                                <w:numId w:val="2"/>
-                              </w:numPr>
                               <w:spacing w:before="120" w:after="240"/>
                               <w:rPr>
                                 <w:rFonts w:ascii="Times New Roman" w:hAnsi="Times New Roman" w:cs="Times New Roman"/>
@@ -2212,255 +1387,18 @@
                             </w:pPr>
                             <w:r>
                               <w:rPr>
-                                <w:rFonts w:ascii="Times New Roman" w:hAnsi="Times New Roman" w:cs="Times New Roman"/>
+                                <w:rFonts w:hint="default" w:ascii="Times New Roman" w:hAnsi="Times New Roman" w:cs="Times New Roman"/>
                                 <w:b w:val="0"/>
                                 <w:bCs w:val="0"/>
                                 <w:sz w:val="22"/>
                               </w:rPr>
-                              <w:t>………………………………………</w:t>
+                              <w:t>{@TenThucUongMangVao}</w:t>
                             </w:r>
-                          </w:p>
-                          <w:p>
-                            <w:pPr>
-                              <w:numPr>
-                                <w:ilvl w:val="0"/>
-                                <w:numId w:val="2"/>
-                              </w:numPr>
-                              <w:spacing w:before="120" w:after="240"/>
-                              <w:rPr>
-                                <w:rFonts w:ascii="Times New Roman" w:hAnsi="Times New Roman" w:cs="Times New Roman"/>
-                                <w:b w:val="0"/>
-                                <w:bCs w:val="0"/>
-                                <w:sz w:val="22"/>
-                              </w:rPr>
-                            </w:pPr>
-                            <w:r>
-                              <w:rPr>
-                                <w:rFonts w:ascii="Times New Roman" w:hAnsi="Times New Roman" w:cs="Times New Roman"/>
-                                <w:b w:val="0"/>
-                                <w:bCs w:val="0"/>
-                                <w:sz w:val="22"/>
-                              </w:rPr>
-                              <w:t>………………………………………</w:t>
-                            </w:r>
-                          </w:p>
-                          <w:p>
-                            <w:pPr>
-                              <w:numPr>
-                                <w:ilvl w:val="0"/>
-                                <w:numId w:val="2"/>
-                              </w:numPr>
-                              <w:spacing w:before="120" w:after="240"/>
-                              <w:rPr>
-                                <w:rFonts w:ascii="Times New Roman" w:hAnsi="Times New Roman" w:cs="Times New Roman"/>
-                                <w:b w:val="0"/>
-                                <w:bCs w:val="0"/>
-                                <w:sz w:val="22"/>
-                              </w:rPr>
-                            </w:pPr>
-                            <w:r>
-                              <w:rPr>
-                                <w:rFonts w:ascii="Times New Roman" w:hAnsi="Times New Roman" w:cs="Times New Roman"/>
-                                <w:b w:val="0"/>
-                                <w:bCs w:val="0"/>
-                                <w:sz w:val="22"/>
-                              </w:rPr>
-                              <w:t>………………………………………</w:t>
-                            </w:r>
-                          </w:p>
-                          <w:p>
-                            <w:pPr>
-                              <w:numPr>
-                                <w:ilvl w:val="0"/>
-                                <w:numId w:val="2"/>
-                              </w:numPr>
-                              <w:spacing w:before="120" w:after="240"/>
-                              <w:rPr>
-                                <w:rFonts w:ascii="Times New Roman" w:hAnsi="Times New Roman" w:cs="Times New Roman"/>
-                                <w:b w:val="0"/>
-                                <w:bCs w:val="0"/>
-                                <w:sz w:val="22"/>
-                              </w:rPr>
-                            </w:pPr>
-                            <w:r>
-                              <w:rPr>
-                                <w:rFonts w:ascii="Times New Roman" w:hAnsi="Times New Roman" w:cs="Times New Roman"/>
-                                <w:b w:val="0"/>
-                                <w:bCs w:val="0"/>
-                                <w:sz w:val="22"/>
-                              </w:rPr>
-                              <w:t>………………………………………</w:t>
-                            </w:r>
-                          </w:p>
-                          <w:p>
-                            <w:pPr>
-                              <w:numPr>
-                                <w:ilvl w:val="0"/>
-                                <w:numId w:val="2"/>
-                              </w:numPr>
-                              <w:spacing w:before="120" w:after="240"/>
-                              <w:rPr>
-                                <w:rFonts w:ascii="Times New Roman" w:hAnsi="Times New Roman" w:cs="Times New Roman"/>
-                                <w:b w:val="0"/>
-                                <w:bCs w:val="0"/>
-                                <w:sz w:val="22"/>
-                              </w:rPr>
-                            </w:pPr>
-                            <w:r>
-                              <w:rPr>
-                                <w:rFonts w:ascii="Times New Roman" w:hAnsi="Times New Roman" w:cs="Times New Roman"/>
-                                <w:b w:val="0"/>
-                                <w:bCs w:val="0"/>
-                                <w:sz w:val="22"/>
-                              </w:rPr>
-                              <w:t>………………………………………</w:t>
-                            </w:r>
-                          </w:p>
-                          <w:p>
-                            <w:pPr>
-                              <w:numPr>
-                                <w:ilvl w:val="0"/>
-                                <w:numId w:val="2"/>
-                              </w:numPr>
-                              <w:spacing w:before="120" w:after="240"/>
-                              <w:rPr>
-                                <w:rFonts w:ascii="Times New Roman" w:hAnsi="Times New Roman" w:cs="Times New Roman"/>
-                                <w:b w:val="0"/>
-                                <w:bCs w:val="0"/>
-                                <w:sz w:val="22"/>
-                              </w:rPr>
-                            </w:pPr>
-                            <w:r>
-                              <w:rPr>
-                                <w:rFonts w:ascii="Times New Roman" w:hAnsi="Times New Roman" w:cs="Times New Roman"/>
-                                <w:b w:val="0"/>
-                                <w:bCs w:val="0"/>
-                                <w:sz w:val="22"/>
-                              </w:rPr>
-                              <w:t>………………………………………</w:t>
-                            </w:r>
-                          </w:p>
-                          <w:p>
-                            <w:pPr>
-                              <w:numPr>
-                                <w:ilvl w:val="0"/>
-                                <w:numId w:val="2"/>
-                              </w:numPr>
-                              <w:spacing w:before="120" w:after="240"/>
-                              <w:rPr>
-                                <w:rFonts w:ascii="Times New Roman" w:hAnsi="Times New Roman" w:cs="Times New Roman"/>
-                                <w:b w:val="0"/>
-                                <w:bCs w:val="0"/>
-                                <w:sz w:val="22"/>
-                              </w:rPr>
-                            </w:pPr>
-                            <w:r>
-                              <w:rPr>
-                                <w:rFonts w:ascii="Times New Roman" w:hAnsi="Times New Roman" w:cs="Times New Roman"/>
-                                <w:b w:val="0"/>
-                                <w:bCs w:val="0"/>
-                                <w:sz w:val="22"/>
-                              </w:rPr>
-                              <w:t>………………………………………</w:t>
-                            </w:r>
-                          </w:p>
-                          <w:p>
-                            <w:pPr>
-                              <w:numPr>
-                                <w:ilvl w:val="0"/>
-                                <w:numId w:val="2"/>
-                              </w:numPr>
-                              <w:spacing w:before="120" w:after="240"/>
-                              <w:rPr>
-                                <w:rFonts w:ascii="Times New Roman" w:hAnsi="Times New Roman" w:cs="Times New Roman"/>
-                                <w:b w:val="0"/>
-                                <w:bCs w:val="0"/>
-                                <w:sz w:val="22"/>
-                              </w:rPr>
-                            </w:pPr>
-                            <w:r>
-                              <w:rPr>
-                                <w:rFonts w:ascii="Times New Roman" w:hAnsi="Times New Roman" w:cs="Times New Roman"/>
-                                <w:b w:val="0"/>
-                                <w:bCs w:val="0"/>
-                                <w:sz w:val="22"/>
-                              </w:rPr>
-                              <w:t>………………………………………</w:t>
-                            </w:r>
-                          </w:p>
-                          <w:p>
-                            <w:pPr>
-                              <w:numPr>
-                                <w:ilvl w:val="0"/>
-                                <w:numId w:val="2"/>
-                              </w:numPr>
-                              <w:spacing w:before="120" w:after="240"/>
-                              <w:rPr>
-                                <w:rFonts w:ascii="Times New Roman" w:hAnsi="Times New Roman" w:cs="Times New Roman"/>
-                                <w:b w:val="0"/>
-                                <w:bCs w:val="0"/>
-                                <w:sz w:val="22"/>
-                              </w:rPr>
-                            </w:pPr>
-                            <w:r>
-                              <w:rPr>
-                                <w:rFonts w:ascii="Times New Roman" w:hAnsi="Times New Roman" w:cs="Times New Roman"/>
-                                <w:b w:val="0"/>
-                                <w:bCs w:val="0"/>
-                                <w:sz w:val="22"/>
-                              </w:rPr>
-                              <w:t>………………………………………</w:t>
-                            </w:r>
-                          </w:p>
-                          <w:p>
-                            <w:pPr>
-                              <w:numPr>
-                                <w:ilvl w:val="0"/>
-                                <w:numId w:val="2"/>
-                              </w:numPr>
-                              <w:spacing w:before="120" w:after="240"/>
-                              <w:rPr>
-                                <w:rFonts w:ascii="Times New Roman" w:hAnsi="Times New Roman" w:cs="Times New Roman"/>
-                                <w:b w:val="0"/>
-                                <w:bCs w:val="0"/>
-                                <w:sz w:val="22"/>
-                              </w:rPr>
-                            </w:pPr>
-                            <w:r>
-                              <w:rPr>
-                                <w:rFonts w:ascii="Times New Roman" w:hAnsi="Times New Roman" w:cs="Times New Roman"/>
-                                <w:b w:val="0"/>
-                                <w:bCs w:val="0"/>
-                                <w:sz w:val="22"/>
-                              </w:rPr>
-                              <w:t>………………………………………</w:t>
-                            </w:r>
-                          </w:p>
-                          <w:p>
-                            <w:pPr>
-                              <w:spacing w:before="120" w:after="240"/>
-                              <w:ind w:left="720"/>
-                              <w:rPr>
-                                <w:rFonts w:ascii="Times New Roman" w:hAnsi="Times New Roman" w:cs="Times New Roman"/>
-                                <w:b w:val="0"/>
-                                <w:bCs w:val="0"/>
-                                <w:sz w:val="22"/>
-                              </w:rPr>
-                            </w:pPr>
-                          </w:p>
-                          <w:p>
-                            <w:pPr>
-                              <w:spacing w:before="120" w:after="240"/>
-                              <w:rPr>
-                                <w:rFonts w:ascii="Times New Roman" w:hAnsi="Times New Roman" w:cs="Times New Roman"/>
-                                <w:sz w:val="22"/>
-                              </w:rPr>
-                            </w:pPr>
                           </w:p>
                         </w:tc>
                         <w:tc>
                           <w:tcPr>
-                            <w:tcW w:w="2159" w:type="dxa"/>
+                            <w:tcW w:w="2591" w:type="dxa"/>
                             <w:shd w:val="clear" w:color="auto" w:fill="auto"/>
                             <w:noWrap w:val="0"/>
                             <w:vAlign w:val="top"/>
@@ -2470,197 +1408,17 @@
                               <w:spacing w:before="120" w:after="240"/>
                               <w:rPr>
                                 <w:rFonts w:ascii="Times New Roman" w:hAnsi="Times New Roman" w:cs="Times New Roman"/>
+                                <w:sz w:val="22"/>
+                              </w:rPr>
+                            </w:pPr>
+                            <w:r>
+                              <w:rPr>
+                                <w:rFonts w:hint="default" w:ascii="Times New Roman" w:hAnsi="Times New Roman" w:cs="Times New Roman"/>
                                 <w:b w:val="0"/>
                                 <w:bCs w:val="0"/>
                                 <w:sz w:val="22"/>
                               </w:rPr>
-                            </w:pPr>
-                            <w:r>
-                              <w:rPr>
-                                <w:rFonts w:ascii="Times New Roman" w:hAnsi="Times New Roman" w:cs="Times New Roman"/>
-                                <w:b w:val="0"/>
-                                <w:bCs w:val="0"/>
-                                <w:sz w:val="22"/>
-                              </w:rPr>
-                              <w:t>……………………</w:t>
-                            </w:r>
-                          </w:p>
-                          <w:p>
-                            <w:pPr>
-                              <w:spacing w:before="120" w:after="240"/>
-                              <w:rPr>
-                                <w:rFonts w:ascii="Times New Roman" w:hAnsi="Times New Roman" w:cs="Times New Roman"/>
-                                <w:b w:val="0"/>
-                                <w:bCs w:val="0"/>
-                                <w:sz w:val="22"/>
-                              </w:rPr>
-                            </w:pPr>
-                            <w:r>
-                              <w:rPr>
-                                <w:rFonts w:ascii="Times New Roman" w:hAnsi="Times New Roman" w:cs="Times New Roman"/>
-                                <w:b w:val="0"/>
-                                <w:bCs w:val="0"/>
-                                <w:sz w:val="22"/>
-                              </w:rPr>
-                              <w:t>…………………..</w:t>
-                            </w:r>
-                          </w:p>
-                          <w:p>
-                            <w:pPr>
-                              <w:spacing w:before="120" w:after="240"/>
-                              <w:rPr>
-                                <w:rFonts w:ascii="Times New Roman" w:hAnsi="Times New Roman" w:cs="Times New Roman"/>
-                                <w:b w:val="0"/>
-                                <w:bCs w:val="0"/>
-                                <w:sz w:val="22"/>
-                              </w:rPr>
-                            </w:pPr>
-                            <w:r>
-                              <w:rPr>
-                                <w:rFonts w:ascii="Times New Roman" w:hAnsi="Times New Roman" w:cs="Times New Roman"/>
-                                <w:b w:val="0"/>
-                                <w:bCs w:val="0"/>
-                                <w:sz w:val="22"/>
-                              </w:rPr>
-                              <w:t>……………………</w:t>
-                            </w:r>
-                          </w:p>
-                          <w:p>
-                            <w:pPr>
-                              <w:spacing w:before="120" w:after="240"/>
-                              <w:rPr>
-                                <w:rFonts w:ascii="Times New Roman" w:hAnsi="Times New Roman" w:cs="Times New Roman"/>
-                                <w:b w:val="0"/>
-                                <w:bCs w:val="0"/>
-                                <w:sz w:val="22"/>
-                              </w:rPr>
-                            </w:pPr>
-                            <w:r>
-                              <w:rPr>
-                                <w:rFonts w:ascii="Times New Roman" w:hAnsi="Times New Roman" w:cs="Times New Roman"/>
-                                <w:b w:val="0"/>
-                                <w:bCs w:val="0"/>
-                                <w:sz w:val="22"/>
-                              </w:rPr>
-                              <w:t>……………………</w:t>
-                            </w:r>
-                          </w:p>
-                          <w:p>
-                            <w:pPr>
-                              <w:spacing w:before="120" w:after="240"/>
-                              <w:rPr>
-                                <w:rFonts w:ascii="Times New Roman" w:hAnsi="Times New Roman" w:cs="Times New Roman"/>
-                                <w:b w:val="0"/>
-                                <w:bCs w:val="0"/>
-                                <w:sz w:val="22"/>
-                              </w:rPr>
-                            </w:pPr>
-                            <w:r>
-                              <w:rPr>
-                                <w:rFonts w:ascii="Times New Roman" w:hAnsi="Times New Roman" w:cs="Times New Roman"/>
-                                <w:b w:val="0"/>
-                                <w:bCs w:val="0"/>
-                                <w:sz w:val="22"/>
-                              </w:rPr>
-                              <w:t>……………………</w:t>
-                            </w:r>
-                          </w:p>
-                          <w:p>
-                            <w:pPr>
-                              <w:spacing w:before="120" w:after="240"/>
-                              <w:rPr>
-                                <w:rFonts w:ascii="Times New Roman" w:hAnsi="Times New Roman" w:cs="Times New Roman"/>
-                                <w:b w:val="0"/>
-                                <w:bCs w:val="0"/>
-                                <w:sz w:val="22"/>
-                              </w:rPr>
-                            </w:pPr>
-                            <w:r>
-                              <w:rPr>
-                                <w:rFonts w:ascii="Times New Roman" w:hAnsi="Times New Roman" w:cs="Times New Roman"/>
-                                <w:b w:val="0"/>
-                                <w:bCs w:val="0"/>
-                                <w:sz w:val="22"/>
-                              </w:rPr>
-                              <w:t>……………………</w:t>
-                            </w:r>
-                          </w:p>
-                          <w:p>
-                            <w:pPr>
-                              <w:spacing w:before="120" w:after="240"/>
-                              <w:rPr>
-                                <w:rFonts w:ascii="Times New Roman" w:hAnsi="Times New Roman" w:cs="Times New Roman"/>
-                                <w:b w:val="0"/>
-                                <w:bCs w:val="0"/>
-                                <w:sz w:val="22"/>
-                              </w:rPr>
-                            </w:pPr>
-                            <w:r>
-                              <w:rPr>
-                                <w:rFonts w:ascii="Times New Roman" w:hAnsi="Times New Roman" w:cs="Times New Roman"/>
-                                <w:b w:val="0"/>
-                                <w:bCs w:val="0"/>
-                                <w:sz w:val="22"/>
-                              </w:rPr>
-                              <w:t>……………………</w:t>
-                            </w:r>
-                          </w:p>
-                          <w:p>
-                            <w:pPr>
-                              <w:spacing w:before="120" w:after="240"/>
-                              <w:rPr>
-                                <w:rFonts w:ascii="Times New Roman" w:hAnsi="Times New Roman" w:cs="Times New Roman"/>
-                                <w:b w:val="0"/>
-                                <w:bCs w:val="0"/>
-                                <w:sz w:val="22"/>
-                              </w:rPr>
-                            </w:pPr>
-                            <w:r>
-                              <w:rPr>
-                                <w:rFonts w:ascii="Times New Roman" w:hAnsi="Times New Roman" w:cs="Times New Roman"/>
-                                <w:b w:val="0"/>
-                                <w:bCs w:val="0"/>
-                                <w:sz w:val="22"/>
-                              </w:rPr>
-                              <w:t>……………………</w:t>
-                            </w:r>
-                          </w:p>
-                          <w:p>
-                            <w:pPr>
-                              <w:spacing w:before="120" w:after="240"/>
-                              <w:rPr>
-                                <w:rFonts w:ascii="Times New Roman" w:hAnsi="Times New Roman" w:cs="Times New Roman"/>
-                                <w:b w:val="0"/>
-                                <w:bCs w:val="0"/>
-                                <w:sz w:val="22"/>
-                              </w:rPr>
-                            </w:pPr>
-                            <w:r>
-                              <w:rPr>
-                                <w:rFonts w:ascii="Times New Roman" w:hAnsi="Times New Roman" w:cs="Times New Roman"/>
-                                <w:b w:val="0"/>
-                                <w:bCs w:val="0"/>
-                                <w:sz w:val="22"/>
-                              </w:rPr>
-                              <w:t>……………………</w:t>
-                            </w:r>
-                          </w:p>
-                          <w:p>
-                            <w:pPr>
-                              <w:spacing w:before="120" w:after="240"/>
-                              <w:rPr>
-                                <w:rFonts w:ascii="Times New Roman" w:hAnsi="Times New Roman" w:cs="Times New Roman"/>
-                                <w:sz w:val="22"/>
-                              </w:rPr>
-                            </w:pPr>
-                            <w:r>
-                              <w:rPr>
-                                <w:rFonts w:ascii="Times New Roman" w:hAnsi="Times New Roman" w:cs="Times New Roman"/>
-                                <w:b w:val="0"/>
-                                <w:bCs w:val="0"/>
-                                <w:sz w:val="22"/>
-                              </w:rPr>
-                              <w:t>……………………</w:t>
+                              <w:t>{@XuatXuMangVao}</w:t>
                             </w:r>
                           </w:p>
                         </w:tc>
@@ -2683,8 +1441,6 @@
                           </w:tblCellMar>
                         </w:tblPrEx>
                         <w:trPr>
-                          <w:wBefore w:w="0" w:type="dxa"/>
-                          <w:wAfter w:w="0" w:type="dxa"/>
                           <w:cantSplit/>
                           <w:trHeight w:val="1198" w:hRule="atLeast"/>
                         </w:trPr>
@@ -2771,8 +1527,6 @@
                           </w:tblCellMar>
                         </w:tblPrEx>
                         <w:trPr>
-                          <w:wBefore w:w="0" w:type="dxa"/>
-                          <w:wAfter w:w="0" w:type="dxa"/>
                           <w:cantSplit/>
                           <w:trHeight w:val="2745" w:hRule="atLeast"/>
                         </w:trPr>
@@ -2977,8 +1731,6 @@
                           </w:tblCellMar>
                         </w:tblPrEx>
                         <w:trPr>
-                          <w:wBefore w:w="0" w:type="dxa"/>
-                          <w:wAfter w:w="0" w:type="dxa"/>
                           <w:cantSplit/>
                           <w:trHeight w:val="796" w:hRule="atLeast"/>
                         </w:trPr>
@@ -3073,198 +1825,201 @@
 </w:document>
 </file>
 
-<file path=word/numbering.xml><?xml version="1.0" encoding="utf-8"?>
-<w:numbering xmlns:wpc="http://schemas.microsoft.com/office/word/2010/wordprocessingCanvas" xmlns:mc="http://schemas.openxmlformats.org/markup-compatibility/2006" xmlns:o="urn:schemas-microsoft-com:office:office" xmlns:r="http://schemas.openxmlformats.org/officeDocument/2006/relationships" xmlns:m="http://schemas.openxmlformats.org/officeDocument/2006/math" xmlns:v="urn:schemas-microsoft-com:vml" xmlns:wp14="http://schemas.microsoft.com/office/word/2010/wordprocessingDrawing" xmlns:wp="http://schemas.openxmlformats.org/drawingml/2006/wordprocessingDrawing" xmlns:w10="urn:schemas-microsoft-com:office:word" xmlns:w="http://schemas.openxmlformats.org/wordprocessingml/2006/main" xmlns:w14="http://schemas.microsoft.com/office/word/2010/wordml" xmlns:wpg="http://schemas.microsoft.com/office/word/2010/wordprocessingGroup" xmlns:wpi="http://schemas.microsoft.com/office/word/2010/wordprocessingInk" xmlns:wne="http://schemas.microsoft.com/office/word/2006/wordml" xmlns:wps="http://schemas.microsoft.com/office/word/2010/wordprocessingShape" xmlns:wpsCustomData="http://www.wps.cn/officeDocument/2013/wpsCustomData" mc:Ignorable="w14 wp14">
-  <w:abstractNum w:abstractNumId="0">
-    <w:nsid w:val="3FD46BB1"/>
-    <w:multiLevelType w:val="multilevel"/>
-    <w:tmpl w:val="3FD46BB1"/>
-    <w:lvl w:ilvl="0" w:tentative="0">
-      <w:start w:val="1"/>
-      <w:numFmt w:val="decimal"/>
-      <w:lvlText w:val="%1."/>
-      <w:lvlJc w:val="left"/>
-      <w:pPr>
-        <w:ind w:left="720" w:hanging="360"/>
-      </w:pPr>
-    </w:lvl>
-    <w:lvl w:ilvl="1" w:tentative="0">
-      <w:start w:val="1"/>
-      <w:numFmt w:val="lowerLetter"/>
-      <w:lvlText w:val="%2."/>
-      <w:lvlJc w:val="left"/>
-      <w:pPr>
-        <w:ind w:left="1440" w:hanging="360"/>
-      </w:pPr>
-    </w:lvl>
-    <w:lvl w:ilvl="2" w:tentative="0">
-      <w:start w:val="1"/>
-      <w:numFmt w:val="lowerRoman"/>
-      <w:lvlText w:val="%3."/>
-      <w:lvlJc w:val="right"/>
-      <w:pPr>
-        <w:ind w:left="2160" w:hanging="180"/>
-      </w:pPr>
-    </w:lvl>
-    <w:lvl w:ilvl="3" w:tentative="0">
-      <w:start w:val="1"/>
-      <w:numFmt w:val="decimal"/>
-      <w:lvlText w:val="%4."/>
-      <w:lvlJc w:val="left"/>
-      <w:pPr>
-        <w:ind w:left="2880" w:hanging="360"/>
-      </w:pPr>
-    </w:lvl>
-    <w:lvl w:ilvl="4" w:tentative="0">
-      <w:start w:val="1"/>
-      <w:numFmt w:val="lowerLetter"/>
-      <w:lvlText w:val="%5."/>
-      <w:lvlJc w:val="left"/>
-      <w:pPr>
-        <w:ind w:left="3600" w:hanging="360"/>
-      </w:pPr>
-    </w:lvl>
-    <w:lvl w:ilvl="5" w:tentative="0">
-      <w:start w:val="1"/>
-      <w:numFmt w:val="lowerRoman"/>
-      <w:lvlText w:val="%6."/>
-      <w:lvlJc w:val="right"/>
-      <w:pPr>
-        <w:ind w:left="4320" w:hanging="180"/>
-      </w:pPr>
-    </w:lvl>
-    <w:lvl w:ilvl="6" w:tentative="0">
-      <w:start w:val="1"/>
-      <w:numFmt w:val="decimal"/>
-      <w:lvlText w:val="%7."/>
-      <w:lvlJc w:val="left"/>
-      <w:pPr>
-        <w:ind w:left="5040" w:hanging="360"/>
-      </w:pPr>
-    </w:lvl>
-    <w:lvl w:ilvl="7" w:tentative="0">
-      <w:start w:val="1"/>
-      <w:numFmt w:val="lowerLetter"/>
-      <w:lvlText w:val="%8."/>
-      <w:lvlJc w:val="left"/>
-      <w:pPr>
-        <w:ind w:left="5760" w:hanging="360"/>
-      </w:pPr>
-    </w:lvl>
-    <w:lvl w:ilvl="8" w:tentative="0">
-      <w:start w:val="1"/>
-      <w:numFmt w:val="lowerRoman"/>
-      <w:lvlText w:val="%9."/>
-      <w:lvlJc w:val="right"/>
-      <w:pPr>
-        <w:ind w:left="6480" w:hanging="180"/>
-      </w:pPr>
-    </w:lvl>
-  </w:abstractNum>
-  <w:abstractNum w:abstractNumId="1">
-    <w:nsid w:val="6C6F2DD6"/>
-    <w:multiLevelType w:val="multilevel"/>
-    <w:tmpl w:val="6C6F2DD6"/>
-    <w:lvl w:ilvl="0" w:tentative="0">
-      <w:start w:val="1"/>
-      <w:numFmt w:val="decimal"/>
-      <w:lvlText w:val="%1."/>
-      <w:lvlJc w:val="left"/>
-      <w:pPr>
-        <w:ind w:left="720" w:hanging="360"/>
-      </w:pPr>
-      <w:rPr>
-        <w:rFonts w:hint="default"/>
-      </w:rPr>
-    </w:lvl>
-    <w:lvl w:ilvl="1" w:tentative="0">
-      <w:start w:val="1"/>
-      <w:numFmt w:val="lowerLetter"/>
-      <w:lvlText w:val="%2."/>
-      <w:lvlJc w:val="left"/>
-      <w:pPr>
-        <w:ind w:left="1440" w:hanging="360"/>
-      </w:pPr>
-    </w:lvl>
-    <w:lvl w:ilvl="2" w:tentative="0">
-      <w:start w:val="1"/>
-      <w:numFmt w:val="lowerRoman"/>
-      <w:lvlText w:val="%3."/>
-      <w:lvlJc w:val="right"/>
-      <w:pPr>
-        <w:ind w:left="2160" w:hanging="180"/>
-      </w:pPr>
-    </w:lvl>
-    <w:lvl w:ilvl="3" w:tentative="0">
-      <w:start w:val="1"/>
-      <w:numFmt w:val="decimal"/>
-      <w:lvlText w:val="%4."/>
-      <w:lvlJc w:val="left"/>
-      <w:pPr>
-        <w:ind w:left="2880" w:hanging="360"/>
-      </w:pPr>
-    </w:lvl>
-    <w:lvl w:ilvl="4" w:tentative="0">
-      <w:start w:val="1"/>
-      <w:numFmt w:val="lowerLetter"/>
-      <w:lvlText w:val="%5."/>
-      <w:lvlJc w:val="left"/>
-      <w:pPr>
-        <w:ind w:left="3600" w:hanging="360"/>
-      </w:pPr>
-    </w:lvl>
-    <w:lvl w:ilvl="5" w:tentative="0">
-      <w:start w:val="1"/>
-      <w:numFmt w:val="lowerRoman"/>
-      <w:lvlText w:val="%6."/>
-      <w:lvlJc w:val="right"/>
-      <w:pPr>
-        <w:ind w:left="4320" w:hanging="180"/>
-      </w:pPr>
-    </w:lvl>
-    <w:lvl w:ilvl="6" w:tentative="0">
-      <w:start w:val="1"/>
-      <w:numFmt w:val="decimal"/>
-      <w:lvlText w:val="%7."/>
-      <w:lvlJc w:val="left"/>
-      <w:pPr>
-        <w:ind w:left="5040" w:hanging="360"/>
-      </w:pPr>
-    </w:lvl>
-    <w:lvl w:ilvl="7" w:tentative="0">
-      <w:start w:val="1"/>
-      <w:numFmt w:val="lowerLetter"/>
-      <w:lvlText w:val="%8."/>
-      <w:lvlJc w:val="left"/>
-      <w:pPr>
-        <w:ind w:left="5760" w:hanging="360"/>
-      </w:pPr>
-    </w:lvl>
-    <w:lvl w:ilvl="8" w:tentative="0">
-      <w:start w:val="1"/>
-      <w:numFmt w:val="lowerRoman"/>
-      <w:lvlText w:val="%9."/>
-      <w:lvlJc w:val="right"/>
-      <w:pPr>
-        <w:ind w:left="6480" w:hanging="180"/>
-      </w:pPr>
-    </w:lvl>
-  </w:abstractNum>
-  <w:num w:numId="1">
-    <w:abstractNumId w:val="0"/>
-  </w:num>
-  <w:num w:numId="2">
-    <w:abstractNumId w:val="1"/>
-  </w:num>
-</w:numbering>
+<file path=word\fontTable.xml><?xml version="1.0" encoding="utf-8"?>
+<w:fonts xmlns:mc="http://schemas.openxmlformats.org/markup-compatibility/2006" xmlns:r="http://schemas.openxmlformats.org/officeDocument/2006/relationships" xmlns:w="http://schemas.openxmlformats.org/wordprocessingml/2006/main" xmlns:w14="http://schemas.microsoft.com/office/word/2010/wordml" mc:Ignorable="w14">
+  <w:font w:name="Times New Roman">
+    <w:panose1 w:val="02020603050405020304"/>
+    <w:charset w:val="86"/>
+    <w:family w:val="auto"/>
+    <w:pitch w:val="default"/>
+    <w:sig w:usb0="E0002EFF" w:usb1="C000785B" w:usb2="00000009" w:usb3="00000000" w:csb0="400001FF" w:csb1="FFFF0000"/>
+  </w:font>
+  <w:font w:name="宋体">
+    <w:altName w:val="SimSun"/>
+    <w:panose1 w:val="02010600030101010101"/>
+    <w:charset w:val="86"/>
+    <w:family w:val="auto"/>
+    <w:pitch w:val="variable"/>
+    <w:sig w:usb0="00000003" w:usb1="080E0000" w:usb2="00000010" w:usb3="00000000" w:csb0="00040001" w:csb1="00000000"/>
+  </w:font>
+  <w:font w:name="SimSun">
+    <w:panose1 w:val="02010600030101010101"/>
+    <w:charset w:val="86"/>
+    <w:family w:val="auto"/>
+    <w:pitch w:val="default"/>
+    <w:sig w:usb0="00000203" w:usb1="288F0000" w:usb2="00000006" w:usb3="00000000" w:csb0="00040001" w:csb1="00000000"/>
+  </w:font>
+  <w:font w:name="Arial">
+    <w:panose1 w:val="020B0604020202020204"/>
+    <w:charset w:val="00"/>
+    <w:family w:val="swiss"/>
+    <w:pitch w:val="default"/>
+    <w:sig w:usb0="E0002EFF" w:usb1="C000785B" w:usb2="00000009" w:usb3="00000000" w:csb0="400001FF" w:csb1="FFFF0000"/>
+  </w:font>
+  <w:font w:name="黑体">
+    <w:altName w:val="SimSun"/>
+    <w:panose1 w:val="02010600030101010101"/>
+    <w:charset w:val="86"/>
+    <w:family w:val="auto"/>
+    <w:pitch w:val="default"/>
+    <w:sig w:usb0="00000001" w:usb1="080E0000" w:usb2="00000010" w:usb3="00000000" w:csb0="00040000" w:csb1="00000000"/>
+  </w:font>
+  <w:font w:name="Courier New">
+    <w:panose1 w:val="02070309020205020404"/>
+    <w:charset w:val="00"/>
+    <w:family w:val="modern"/>
+    <w:pitch w:val="default"/>
+    <w:sig w:usb0="E0002EFF" w:usb1="C0007843" w:usb2="00000009" w:usb3="00000000" w:csb0="400001FF" w:csb1="FFFF0000"/>
+  </w:font>
+  <w:font w:name="Wingdings">
+    <w:panose1 w:val="05000000000000000000"/>
+    <w:charset w:val="02"/>
+    <w:family w:val="auto"/>
+    <w:pitch w:val="default"/>
+    <w:sig w:usb0="00000000" w:usb1="00000000" w:usb2="00000000" w:usb3="00000000" w:csb0="80000000" w:csb1="00000000"/>
+  </w:font>
+  <w:font w:name="Calibri">
+    <w:panose1 w:val="020F0502020204030204"/>
+    <w:charset w:val="00"/>
+    <w:family w:val="swiss"/>
+    <w:pitch w:val="default"/>
+    <w:sig w:usb0="E4002EFF" w:usb1="C200247B" w:usb2="00000009" w:usb3="00000000" w:csb0="200001FF" w:csb1="00000000"/>
+  </w:font>
+  <w:font w:name="等线">
+    <w:altName w:val="Microsoft YaHei"/>
+    <w:panose1 w:val="00000000000000000000"/>
+    <w:charset w:val="86"/>
+    <w:family w:val="auto"/>
+    <w:pitch w:val="default"/>
+    <w:sig w:usb0="00000000" w:usb1="00000000" w:usb2="00000000" w:usb3="00000000" w:csb0="00000000" w:csb1="00000000"/>
+  </w:font>
+  <w:font w:name="VNI-Helve-Condense">
+    <w:altName w:val="Segoe Print"/>
+    <w:panose1 w:val="00000000000000000000"/>
+    <w:charset w:val="00"/>
+    <w:family w:val="auto"/>
+    <w:pitch w:val="default"/>
+    <w:sig w:usb0="00000000" w:usb1="00000000" w:usb2="00000000" w:usb3="00000000" w:csb0="00000001" w:csb1="00000000"/>
+  </w:font>
+  <w:font w:name="Segoe Print">
+    <w:panose1 w:val="02000600000000000000"/>
+    <w:charset w:val="00"/>
+    <w:family w:val="auto"/>
+    <w:pitch w:val="default"/>
+    <w:sig w:usb0="0000028F" w:usb1="00000000" w:usb2="00000000" w:usb3="00000000" w:csb0="2000009F" w:csb1="47010000"/>
+  </w:font>
+  <w:font w:name="Consolas">
+    <w:panose1 w:val="020B0609020204030204"/>
+    <w:charset w:val="00"/>
+    <w:family w:val="auto"/>
+    <w:pitch w:val="default"/>
+    <w:sig w:usb0="E00006FF" w:usb1="0000FCFF" w:usb2="00000001" w:usb3="00000000" w:csb0="6000019F" w:csb1="DFD70000"/>
+  </w:font>
+  <w:font w:name="Microsoft YaHei">
+    <w:panose1 w:val="020B0503020204020204"/>
+    <w:charset w:val="86"/>
+    <w:family w:val="auto"/>
+    <w:pitch w:val="default"/>
+    <w:sig w:usb0="80000287" w:usb1="2ACF3C50" w:usb2="00000016" w:usb3="00000000" w:csb0="0004001F" w:csb1="00000000"/>
+  </w:font>
+</w:fonts>
 </file>
 
-<file path=word/styles.xml><?xml version="1.0" encoding="utf-8"?>
+<file path=word\settings.xml><?xml version="1.0" encoding="utf-8"?>
+<w:settings xmlns:mc="http://schemas.openxmlformats.org/markup-compatibility/2006" xmlns:o="urn:schemas-microsoft-com:office:office" xmlns:r="http://schemas.openxmlformats.org/officeDocument/2006/relationships" xmlns:m="http://schemas.openxmlformats.org/officeDocument/2006/math" xmlns:v="urn:schemas-microsoft-com:vml" xmlns:w10="urn:schemas-microsoft-com:office:word" xmlns:w="http://schemas.openxmlformats.org/wordprocessingml/2006/main" xmlns:w14="http://schemas.microsoft.com/office/word/2010/wordml" xmlns:sl="http://schemas.openxmlformats.org/schemaLibrary/2006/main" xmlns:wpsCustomData="http://www.wps.cn/officeDocument/2013/wpsCustomData" mc:Ignorable="w14">
+  <w:zoom w:percent="150"/>
+  <w:embedSystemFonts/>
+  <w:bordersDoNotSurroundHeader w:val="0"/>
+  <w:bordersDoNotSurroundFooter w:val="0"/>
+  <w:stylePaneFormatFilter w:val="3F01" w:allStyles="1" w:customStyles="0" w:latentStyles="0" w:stylesInUse="0" w:headingStyles="0" w:numberingStyles="0" w:tableStyles="0" w:directFormattingOnRuns="1" w:directFormattingOnParagraphs="1" w:directFormattingOnNumbering="1" w:directFormattingOnTables="1" w:clearFormatting="1" w:top3HeadingStyles="1" w:visibleStyles="0" w:alternateStyleNames="0"/>
+  <w:documentProtection w:enforcement="0"/>
+  <w:defaultTabStop w:val="720"/>
+  <w:hyphenationZone w:val="360"/>
+  <w:drawingGridHorizontalSpacing w:val="78"/>
+  <w:displayHorizontalDrawingGridEvery w:val="1"/>
+  <w:displayVerticalDrawingGridEvery w:val="1"/>
+  <w:noPunctuationKerning w:val="1"/>
+  <w:characterSpacingControl w:val="doNotCompress"/>
+  <w:compat>
+    <w:doNotExpandShiftReturn/>
+    <w:doNotWrapTextWithPunct/>
+    <w:doNotUseEastAsianBreakRules/>
+    <w:compatSetting w:name="compatibilityMode" w:uri="http://schemas.microsoft.com/office/word" w:val="14"/>
+    <w:compatSetting w:name="overrideTableStyleFontSizeAndJustification" w:uri="http://schemas.microsoft.com/office/word" w:val="1"/>
+    <w:compatSetting w:name="enableOpenTypeFeatures" w:uri="http://schemas.microsoft.com/office/word" w:val="1"/>
+    <w:compatSetting w:name="doNotFlipMirrorIndents" w:uri="http://schemas.microsoft.com/office/word" w:val="1"/>
+  </w:compat>
+  <w:rsids>
+    <w:rsidRoot w:val="00B522D4"/>
+    <w:rsid w:val="00010FD3"/>
+    <w:rsid w:val="00013113"/>
+    <w:rsid w:val="000B71D2"/>
+    <w:rsid w:val="00230B18"/>
+    <w:rsid w:val="002D01AC"/>
+    <w:rsid w:val="00324669"/>
+    <w:rsid w:val="00487F7D"/>
+    <w:rsid w:val="00551AE9"/>
+    <w:rsid w:val="005F17A7"/>
+    <w:rsid w:val="006066AA"/>
+    <w:rsid w:val="00711AC3"/>
+    <w:rsid w:val="0080109F"/>
+    <w:rsid w:val="00850179"/>
+    <w:rsid w:val="0088470A"/>
+    <w:rsid w:val="008A1F7C"/>
+    <w:rsid w:val="008E758C"/>
+    <w:rsid w:val="009E15B6"/>
+    <w:rsid w:val="00A021F9"/>
+    <w:rsid w:val="00B522D4"/>
+    <w:rsid w:val="00B63D28"/>
+    <w:rsid w:val="00BA6A9E"/>
+    <w:rsid w:val="00DE1CF8"/>
+    <w:rsid w:val="00F60D22"/>
+    <w:rsid w:val="00F61357"/>
+    <w:rsid w:val="00F7697F"/>
+    <w:rsid w:val="4CEE467A"/>
+    <w:rsid w:val="59B15C12"/>
+    <w:rsid w:val="5BA31094"/>
+    <w:rsid w:val="71E82A49"/>
+  </w:rsids>
+  <m:mathPr>
+    <m:brkBin m:val="before"/>
+    <m:brkBinSub m:val="--"/>
+    <m:smallFrac m:val="0"/>
+    <m:dispDef/>
+    <m:lMargin m:val="0"/>
+    <m:rMargin m:val="0"/>
+    <m:defJc m:val="centerGroup"/>
+    <m:wrapIndent m:val="1440"/>
+    <m:intLim m:val="subSup"/>
+    <m:naryLim m:val="undOvr"/>
+  </m:mathPr>
+  <w:uiCompat97To2003/>
+  <w:themeFontLang w:val="en-US" w:eastAsia="zh-CN"/>
+  <w:clrSchemeMapping w:bg1="light1" w:t1="dark1" w:bg2="light2" w:t2="dark2" w:accent1="accent1" w:accent2="accent2" w:accent3="accent3" w:accent4="accent4" w:accent5="accent5" w:accent6="accent6" w:hyperlink="hyperlink" w:followedHyperlink="followedHyperlink"/>
+  <w:doNotIncludeSubdocsInStats/>
+  <w:shapeDefaults>
+    <o:shapedefaults fillcolor="#FFFFFF" fill="t" stroke="t">
+      <v:fill on="t" focussize="0,0"/>
+      <v:stroke color="#000000"/>
+    </o:shapedefaults>
+    <o:shapelayout v:ext="edit">
+      <o:idmap v:ext="edit" data="1"/>
+    </o:shapelayout>
+  </w:shapeDefaults>
+  <mc:AlternateContent>
+    <mc:Choice Requires="wpsCustomData">
+      <wpsCustomData:typoFeatureVersion val="0"/>
+    </mc:Choice>
+  </mc:AlternateContent>
+</w:settings>
+</file>
+
+<file path=word\styles.xml><?xml version="1.0" encoding="utf-8"?>
 <w:styles xmlns:mc="http://schemas.openxmlformats.org/markup-compatibility/2006" xmlns:o="urn:schemas-microsoft-com:office:office" xmlns:r="http://schemas.openxmlformats.org/officeDocument/2006/relationships" xmlns:m="http://schemas.openxmlformats.org/officeDocument/2006/math" xmlns:v="urn:schemas-microsoft-com:vml" xmlns:w="http://schemas.openxmlformats.org/wordprocessingml/2006/main" xmlns:w14="http://schemas.microsoft.com/office/word/2010/wordml" xmlns:w10="urn:schemas-microsoft-com:office:word" xmlns:sl="http://schemas.openxmlformats.org/schemaLibrary/2006/main" xmlns:wpsCustomData="http://www.wps.cn/officeDocument/2013/wpsCustomData" mc:Ignorable="w14">
   <w:docDefaults>
     <w:rPrDefault>
       <w:rPr>
-        <w:rFonts w:ascii="Times New Roman" w:hAnsi="Times New Roman" w:eastAsia="Times New Roman" w:cs="Times New Roman"/>
+        <w:rFonts w:ascii="Times New Roman" w:hAnsi="Times New Roman" w:eastAsia="SimSun" w:cs="Times New Roman"/>
       </w:rPr>
     </w:rPrDefault>
     <w:pPrDefault/>
@@ -3302,7 +2057,7 @@
     <w:lsdException w:unhideWhenUsed="0" w:uiPriority="0" w:semiHidden="0" w:name="footnote text"/>
     <w:lsdException w:unhideWhenUsed="0" w:uiPriority="0" w:semiHidden="0" w:name="annotation text"/>
     <w:lsdException w:unhideWhenUsed="0" w:uiPriority="0" w:semiHidden="0" w:name="header"/>
-    <w:lsdException w:unhideWhenUsed="0" w:uiPriority="0" w:semiHidden="0" w:name="footer"/>
+    <w:lsdException w:qFormat="1" w:unhideWhenUsed="0" w:uiPriority="0" w:semiHidden="0" w:name="footer"/>
     <w:lsdException w:unhideWhenUsed="0" w:uiPriority="0" w:semiHidden="0" w:name="index heading"/>
     <w:lsdException w:qFormat="1" w:uiPriority="0" w:name="caption"/>
     <w:lsdException w:unhideWhenUsed="0" w:uiPriority="0" w:semiHidden="0" w:name="table of figures"/>
@@ -3335,7 +2090,7 @@
     <w:lsdException w:qFormat="1" w:unhideWhenUsed="0" w:uiPriority="0" w:semiHidden="0" w:name="Title"/>
     <w:lsdException w:unhideWhenUsed="0" w:uiPriority="0" w:semiHidden="0" w:name="Closing"/>
     <w:lsdException w:unhideWhenUsed="0" w:uiPriority="0" w:semiHidden="0" w:name="Signature"/>
-    <w:lsdException w:unhideWhenUsed="0" w:uiPriority="0" w:name="Default Paragraph Font"/>
+    <w:lsdException w:qFormat="1" w:unhideWhenUsed="0" w:uiPriority="0" w:name="Default Paragraph Font"/>
     <w:lsdException w:unhideWhenUsed="0" w:uiPriority="0" w:semiHidden="0" w:name="Body Text"/>
     <w:lsdException w:unhideWhenUsed="0" w:uiPriority="0" w:semiHidden="0" w:name="Body Text Indent"/>
     <w:lsdException w:unhideWhenUsed="0" w:uiPriority="0" w:semiHidden="0" w:name="List Continue"/>
@@ -3524,7 +2279,7 @@
     <w:qFormat/>
     <w:uiPriority w:val="0"/>
     <w:rPr>
-      <w:rFonts w:ascii="Arial" w:hAnsi="Arial" w:cs="Arial"/>
+      <w:rFonts w:ascii="Arial" w:hAnsi="Arial" w:eastAsia="Times New Roman" w:cs="Arial"/>
       <w:b/>
       <w:bCs/>
       <w:color w:val="000000"/>
@@ -3547,6 +2302,7 @@
   <w:style w:type="character" w:default="1" w:styleId="3">
     <w:name w:val="Default Paragraph Font"/>
     <w:semiHidden/>
+    <w:qFormat/>
     <w:uiPriority w:val="0"/>
   </w:style>
   <w:style w:type="table" w:default="1" w:styleId="4">
@@ -3554,7 +2310,6 @@
     <w:semiHidden/>
     <w:uiPriority w:val="0"/>
     <w:tblPr>
-      <w:tblStyle w:val="4"/>
       <w:tblCellMar>
         <w:top w:w="0" w:type="dxa"/>
         <w:left w:w="108" w:type="dxa"/>
@@ -3562,9 +2317,6 @@
         <w:right w:w="108" w:type="dxa"/>
       </w:tblCellMar>
     </w:tblPr>
-    <w:trPr>
-      <w:wBefore w:w="0" w:type="dxa"/>
-    </w:trPr>
   </w:style>
   <w:style w:type="paragraph" w:styleId="5">
     <w:name w:val="Body Text Indent"/>
@@ -3581,6 +2333,7 @@
   <w:style w:type="paragraph" w:styleId="6">
     <w:name w:val="footer"/>
     <w:basedOn w:val="1"/>
+    <w:qFormat/>
     <w:uiPriority w:val="0"/>
     <w:pPr>
       <w:tabs>
@@ -3599,7 +2352,7 @@
 </w:styles>
 </file>
 
-<file path=word/theme/theme1.xml><?xml version="1.0" encoding="utf-8"?>
+<file path=word\theme\theme1.xml><?xml version="1.0" encoding="utf-8"?>
 <a:theme xmlns:a="http://schemas.openxmlformats.org/drawingml/2006/main" name="Office">
   <a:themeElements>
     <a:clrScheme name="Office">
@@ -3881,21 +2634,4 @@
   </a:themeElements>
   <a:objectDefaults/>
 </a:theme>
-</file>
-
-<file path=customXml/item1.xml><?xml version="1.0" encoding="utf-8"?>
-<s:customData xmlns="http://www.wps.cn/officeDocument/2013/wpsCustomData" xmlns:s="http://www.wps.cn/officeDocument/2013/wpsCustomData">
-  <customSectProps/>
-  <customShpExts>
-    <customShpInfo spid="_x0000_s1026"/>
-  </customShpExts>
-</s:customData>
-</file>
-
-<file path=customXml/itemProps1.xml><?xml version="1.0" encoding="utf-8"?>
-<ds:datastoreItem xmlns:ds="http://schemas.openxmlformats.org/officeDocument/2006/customXml" ds:itemID="{B1977F7D-205B-4081-913C-38D41E755F92}">
-  <ds:schemaRefs>
-    <ds:schemaRef ds:uri="http://www.wps.cn/officeDocument/2013/wpsCustomData"/>
-  </ds:schemaRefs>
-</ds:datastoreItem>
 </file>
--- a/backend-app/samples/biểu mẫu tiệc/BM - 02 BIEN BAN MANG THU AN VAO.docx
+++ b/backend-app/samples/biểu mẫu tiệc/BM - 02 BIEN BAN MANG THU AN VAO.docx
@@ -266,7 +266,7 @@
                                       <w:b w:val="0"/>
                                       <w:sz w:val="22"/>
                                     </w:rPr>
-                                    <w:t>Loại hình tiệc: {LoaiHinhSuKien} Số bàn/khách: {TongSoBan}     Địa điểm: {TiecSanhTiec}</w:t>
+                                    <w:t>Loại hình tiệc: {LoaiHinhSuKien} Số bàn/khách: {TongSoBan}     Địa điểm: {TenSanhTiec}</w:t>
                                   </w:r>
                                 </w:p>
                                 <w:p>
@@ -1113,7 +1113,7 @@
                                 <w:b w:val="0"/>
                                 <w:sz w:val="22"/>
                               </w:rPr>
-                              <w:t>Loại hình tiệc: {LoaiHinhSuKien} Số bàn/khách: {TongSoBan}     Địa điểm: {TiecSanhTiec}</w:t>
+                              <w:t>Loại hình tiệc: {LoaiHinhSuKien} Số bàn/khách: {TongSoBan}     Địa điểm: {TenSanhTiec}</w:t>
                             </w:r>
                           </w:p>
                           <w:p>

--- a/backend-app/samples/biểu mẫu tiệc/BM - 02 BIEN BAN MANG THU AN VAO.docx
+++ b/backend-app/samples/biểu mẫu tiệc/BM - 02 BIEN BAN MANG THU AN VAO.docx
@@ -289,7 +289,7 @@
                                       <w:bCs/>
                                       <w:sz w:val="22"/>
                                     </w:rPr>
-                                    <w:t>Tên khách hàng: {BenBTenChuTiec} Số ĐT: {BenBDienThoai}</w:t>
+                                    <w:t>Tên khách hàng: {BenBTenDaiDien} Số ĐT: {BenBDienThoai}</w:t>
                                   </w:r>
                                 </w:p>
                                 <w:p>
@@ -1136,7 +1136,7 @@
                                 <w:bCs/>
                                 <w:sz w:val="22"/>
                               </w:rPr>
-                              <w:t>Tên khách hàng: {BenBTenChuTiec} Số ĐT: {BenBDienThoai}</w:t>
+                              <w:t>Tên khách hàng: {BenBTenDaiDien} Số ĐT: {BenBDienThoai}</w:t>
                             </w:r>
                           </w:p>
                           <w:p>

--- a/backend-app/samples/biểu mẫu tiệc/BM - 02 BIEN BAN MANG THU AN VAO.docx
+++ b/backend-app/samples/biểu mẫu tiệc/BM - 02 BIEN BAN MANG THU AN VAO.docx
@@ -516,7 +516,7 @@
                                       <w:bCs w:val="0"/>
                                       <w:sz w:val="22"/>
                                     </w:rPr>
-                                    <w:t>{@TenThucAnMangVao}</w:t>
+                                    <w:t>{TenThucAnMangVao}</w:t>
                                   </w:r>
                                 </w:p>
                               </w:tc>
@@ -545,7 +545,7 @@
                                       <w:bCs w:val="0"/>
                                       <w:sz w:val="22"/>
                                     </w:rPr>
-                                    <w:t>{@TenThucUongMangVao}</w:t>
+                                    <w:t>{TenThucUongMangVao}</w:t>
                                   </w:r>
                                 </w:p>
                               </w:tc>
@@ -571,7 +571,7 @@
                                       <w:bCs w:val="0"/>
                                       <w:sz w:val="22"/>
                                     </w:rPr>
-                                    <w:t>{@XuatXuMangVao}</w:t>
+                                    <w:t>{XuatXuMangVao}</w:t>
                                   </w:r>
                                 </w:p>
                               </w:tc>
@@ -1363,7 +1363,7 @@
                                 <w:bCs w:val="0"/>
                                 <w:sz w:val="22"/>
                               </w:rPr>
-                              <w:t>{@TenThucAnMangVao}</w:t>
+                              <w:t>{TenThucAnMangVao}</w:t>
                             </w:r>
                           </w:p>
                         </w:tc>
@@ -1392,7 +1392,7 @@
                                 <w:bCs w:val="0"/>
                                 <w:sz w:val="22"/>
                               </w:rPr>
-                              <w:t>{@TenThucUongMangVao}</w:t>
+                              <w:t>{TenThucUongMangVao}</w:t>
                             </w:r>
                           </w:p>
                         </w:tc>
@@ -1418,7 +1418,7 @@
                                 <w:bCs w:val="0"/>
                                 <w:sz w:val="22"/>
                               </w:rPr>
-                              <w:t>{@XuatXuMangVao}</w:t>
+                              <w:t>{XuatXuMangVao}</w:t>
                             </w:r>
                           </w:p>
                         </w:tc>
